--- a/docx/04-switching/boletin-U04-avanzado.docx
+++ b/docx/04-switching/boletin-U04-avanzado.docx
@@ -15,6 +15,9 @@
             <w:pStyle w:val="TOCHeading"/>
           </w:pPr>
           <w:r>
+            <w:rPr>
+              <w:lang w:val="es-ES"/>
+            </w:rPr>
             <w:t xml:space="preserve">Table of Contents</w:t>
           </w:r>
         </w:p>
@@ -34,6 +37,9 @@
         <w:pStyle w:val="Heading1"/>
       </w:pPr>
       <w:r>
+        <w:rPr>
+          <w:lang w:val="es-ES"/>
+        </w:rPr>
         <w:t xml:space="preserve">Boletín UD4 — Avanzado</w:t>
       </w:r>
     </w:p>
@@ -44,6 +50,9 @@
         <w:pStyle w:val="Heading1"/>
       </w:pPr>
       <w:r>
+        <w:rPr>
+          <w:lang w:val="es-ES"/>
+        </w:rPr>
         <w:t xml:space="preserve">📝 Boletín UD4 — Avanzado</w:t>
       </w:r>
     </w:p>
@@ -52,6 +61,9 @@
         <w:pStyle w:val="BlockText"/>
       </w:pPr>
       <w:r>
+        <w:rPr>
+          <w:lang w:val="es-ES"/>
+        </w:rPr>
         <w:t xml:space="preserve">Ejercicios que requieren aplicar los conceptos de switching y STP de forma más profunda.</w:t>
       </w:r>
     </w:p>
@@ -68,6 +80,9 @@
         <w:pStyle w:val="Heading2"/>
       </w:pPr>
       <w:r>
+        <w:rPr>
+          <w:lang w:val="es-ES"/>
+        </w:rPr>
         <w:t xml:space="preserve">1. Configuración básica de switch</w:t>
       </w:r>
     </w:p>
@@ -76,6 +91,9 @@
         <w:pStyle w:val="FirstParagraph"/>
       </w:pPr>
       <w:r>
+        <w:rPr>
+          <w:lang w:val="es-ES"/>
+        </w:rPr>
         <w:t xml:space="preserve">Configura un switch Cisco desde cero con:</w:t>
       </w:r>
     </w:p>
@@ -88,6 +106,9 @@
         </w:numPr>
       </w:pPr>
       <w:r>
+        <w:rPr>
+          <w:lang w:val="es-ES"/>
+        </w:rPr>
         <w:t xml:space="preserve">Hostname: SW-OFICINA-01</w:t>
       </w:r>
     </w:p>
@@ -100,6 +121,9 @@
         </w:numPr>
       </w:pPr>
       <w:r>
+        <w:rPr>
+          <w:lang w:val="es-ES"/>
+        </w:rPr>
         <w:t xml:space="preserve">IP de gestión en VLAN 1: 192.168.1.10/24, gateway 192.168.1.1</w:t>
       </w:r>
     </w:p>
@@ -112,6 +136,9 @@
         </w:numPr>
       </w:pPr>
       <w:r>
+        <w:rPr>
+          <w:lang w:val="es-ES"/>
+        </w:rPr>
         <w:t xml:space="preserve">Puertos Fa0/1-10 como access, seguridad de puerto con máximo 2 MACs</w:t>
       </w:r>
     </w:p>
@@ -124,6 +151,9 @@
         </w:numPr>
       </w:pPr>
       <w:r>
+        <w:rPr>
+          <w:lang w:val="es-ES"/>
+        </w:rPr>
         <w:t xml:space="preserve">Puertos Fa0/11-12 como trunk</w:t>
       </w:r>
     </w:p>
@@ -132,6 +162,9 @@
         <w:pStyle w:val="FirstParagraph"/>
       </w:pPr>
       <w:r>
+        <w:rPr>
+          <w:lang w:val="es-ES"/>
+        </w:rPr>
         <w:t xml:space="preserve">Escribe los comandos necesarios.</w:t>
       </w:r>
     </w:p>
@@ -142,6 +175,9 @@
         <w:pStyle w:val="Heading2"/>
       </w:pPr>
       <w:r>
+        <w:rPr>
+          <w:lang w:val="es-ES"/>
+        </w:rPr>
         <w:t xml:space="preserve">2. Análisis de topología STP</w:t>
       </w:r>
     </w:p>
@@ -150,6 +186,9 @@
         <w:pStyle w:val="FirstParagraph"/>
       </w:pPr>
       <w:r>
+        <w:rPr>
+          <w:lang w:val="es-ES"/>
+        </w:rPr>
         <w:t xml:space="preserve">Tienes 3 switches con estas configuraciones:</w:t>
       </w:r>
     </w:p>
@@ -175,6 +214,9 @@
               <w:pStyle w:val="Compact"/>
             </w:pPr>
             <w:r>
+              <w:rPr>
+                <w:lang w:val="es-ES"/>
+              </w:rPr>
               <w:t xml:space="preserve">Switch</w:t>
             </w:r>
           </w:p>
@@ -186,6 +228,9 @@
               <w:pStyle w:val="Compact"/>
             </w:pPr>
             <w:r>
+              <w:rPr>
+                <w:lang w:val="es-ES"/>
+              </w:rPr>
               <w:t xml:space="preserve">Prioridad</w:t>
             </w:r>
           </w:p>
@@ -197,6 +242,9 @@
               <w:pStyle w:val="Compact"/>
             </w:pPr>
             <w:r>
+              <w:rPr>
+                <w:lang w:val="es-ES"/>
+              </w:rPr>
               <w:t xml:space="preserve">MAC</w:t>
             </w:r>
           </w:p>
@@ -210,6 +258,9 @@
               <w:pStyle w:val="Compact"/>
             </w:pPr>
             <w:r>
+              <w:rPr>
+                <w:lang w:val="es-ES"/>
+              </w:rPr>
               <w:t xml:space="preserve">Switch A</w:t>
             </w:r>
           </w:p>
@@ -221,6 +272,9 @@
               <w:pStyle w:val="Compact"/>
             </w:pPr>
             <w:r>
+              <w:rPr>
+                <w:lang w:val="es-ES"/>
+              </w:rPr>
               <w:t xml:space="preserve">32768</w:t>
             </w:r>
           </w:p>
@@ -232,6 +286,9 @@
               <w:pStyle w:val="Compact"/>
             </w:pPr>
             <w:r>
+              <w:rPr>
+                <w:lang w:val="es-ES"/>
+              </w:rPr>
               <w:t xml:space="preserve">0011.2233.4400</w:t>
             </w:r>
           </w:p>
@@ -245,6 +302,9 @@
               <w:pStyle w:val="Compact"/>
             </w:pPr>
             <w:r>
+              <w:rPr>
+                <w:lang w:val="es-ES"/>
+              </w:rPr>
               <w:t xml:space="preserve">Switch B</w:t>
             </w:r>
           </w:p>
@@ -256,6 +316,9 @@
               <w:pStyle w:val="Compact"/>
             </w:pPr>
             <w:r>
+              <w:rPr>
+                <w:lang w:val="es-ES"/>
+              </w:rPr>
               <w:t xml:space="preserve">32768</w:t>
             </w:r>
           </w:p>
@@ -267,6 +330,9 @@
               <w:pStyle w:val="Compact"/>
             </w:pPr>
             <w:r>
+              <w:rPr>
+                <w:lang w:val="es-ES"/>
+              </w:rPr>
               <w:t xml:space="preserve">0011.2233.4401</w:t>
             </w:r>
           </w:p>
@@ -280,6 +346,9 @@
               <w:pStyle w:val="Compact"/>
             </w:pPr>
             <w:r>
+              <w:rPr>
+                <w:lang w:val="es-ES"/>
+              </w:rPr>
               <w:t xml:space="preserve">Switch C</w:t>
             </w:r>
           </w:p>
@@ -291,6 +360,9 @@
               <w:pStyle w:val="Compact"/>
             </w:pPr>
             <w:r>
+              <w:rPr>
+                <w:lang w:val="es-ES"/>
+              </w:rPr>
               <w:t xml:space="preserve">4096</w:t>
             </w:r>
           </w:p>
@@ -302,6 +374,9 @@
               <w:pStyle w:val="Compact"/>
             </w:pPr>
             <w:r>
+              <w:rPr>
+                <w:lang w:val="es-ES"/>
+              </w:rPr>
               <w:t xml:space="preserve">0011.2233.4402</w:t>
             </w:r>
           </w:p>
@@ -313,6 +388,9 @@
         <w:pStyle w:val="BodyText"/>
       </w:pPr>
       <w:r>
+        <w:rPr>
+          <w:lang w:val="es-ES"/>
+        </w:rPr>
         <w:t xml:space="preserve">Los switches están conectados en triángulo (A-B, B-C, C-A).</w:t>
       </w:r>
     </w:p>
@@ -325,6 +403,9 @@
         </w:numPr>
       </w:pPr>
       <w:r>
+        <w:rPr>
+          <w:lang w:val="es-ES"/>
+        </w:rPr>
         <w:t xml:space="preserve">¿Quién es el Root Bridge? ¿Por qué?</w:t>
       </w:r>
     </w:p>
@@ -337,6 +418,9 @@
         </w:numPr>
       </w:pPr>
       <w:r>
+        <w:rPr>
+          <w:lang w:val="es-ES"/>
+        </w:rPr>
         <w:t xml:space="preserve">¿Cuántos Root Ports hay en total?</w:t>
       </w:r>
     </w:p>
@@ -349,6 +433,9 @@
         </w:numPr>
       </w:pPr>
       <w:r>
+        <w:rPr>
+          <w:lang w:val="es-ES"/>
+        </w:rPr>
         <w:t xml:space="preserve">¿Cuántos Designated Ports hay?</w:t>
       </w:r>
     </w:p>
@@ -361,6 +448,9 @@
         </w:numPr>
       </w:pPr>
       <w:r>
+        <w:rPr>
+          <w:lang w:val="es-ES"/>
+        </w:rPr>
         <w:t xml:space="preserve">Si Switch C falla, ¿qué cambios ocurren en la topología?</w:t>
       </w:r>
     </w:p>
@@ -371,6 +461,9 @@
         <w:pStyle w:val="Heading2"/>
       </w:pPr>
       <w:r>
+        <w:rPr>
+          <w:lang w:val="es-ES"/>
+        </w:rPr>
         <w:t xml:space="preserve">3. Diagnóstico de port security</w:t>
       </w:r>
     </w:p>
@@ -379,6 +472,9 @@
         <w:pStyle w:val="FirstParagraph"/>
       </w:pPr>
       <w:r>
+        <w:rPr>
+          <w:lang w:val="es-ES"/>
+        </w:rPr>
         <w:t xml:space="preserve">Un administrador configuró port security en un puerto:</w:t>
       </w:r>
     </w:p>
@@ -389,6 +485,7 @@
       <w:r>
         <w:rPr>
           <w:rStyle w:val="VerbatimChar"/>
+          <w:lang w:val="es-ES"/>
         </w:rPr>
         <w:t xml:space="preserve">Switch(config-if)# switchport port-security maximum 1</w:t>
       </w:r>
@@ -398,6 +495,7 @@
       <w:r>
         <w:rPr>
           <w:rStyle w:val="VerbatimChar"/>
+          <w:lang w:val="es-ES"/>
         </w:rPr>
         <w:t xml:space="preserve">Switch(config-if)# switchport port-security violation shutdown</w:t>
       </w:r>
@@ -407,6 +505,9 @@
         <w:pStyle w:val="FirstParagraph"/>
       </w:pPr>
       <w:r>
+        <w:rPr>
+          <w:lang w:val="es-ES"/>
+        </w:rPr>
         <w:t xml:space="preserve">Un usuario se conecta con su portátil y funciona. Luego conecta otro portátil (el suyo y el de un compañero) usando un switch no administrado. El puerto se deshabilita.</w:t>
       </w:r>
     </w:p>
@@ -419,6 +520,9 @@
         </w:numPr>
       </w:pPr>
       <w:r>
+        <w:rPr>
+          <w:lang w:val="es-ES"/>
+        </w:rPr>
         <w:t xml:space="preserve">¿Por qué ocurrió?</w:t>
       </w:r>
     </w:p>
@@ -431,6 +535,9 @@
         </w:numPr>
       </w:pPr>
       <w:r>
+        <w:rPr>
+          <w:lang w:val="es-ES"/>
+        </w:rPr>
         <w:t xml:space="preserve">¿Qué dos cambios harías en la configuración para permitir esta situación sin perder seguridad?</w:t>
       </w:r>
     </w:p>
@@ -443,6 +550,9 @@
         </w:numPr>
       </w:pPr>
       <w:r>
+        <w:rPr>
+          <w:lang w:val="es-ES"/>
+        </w:rPr>
         <w:t xml:space="preserve">¿Cómo recuperas el puerto?</w:t>
       </w:r>
     </w:p>
@@ -453,6 +563,9 @@
         <w:pStyle w:val="Heading2"/>
       </w:pPr>
       <w:r>
+        <w:rPr>
+          <w:lang w:val="es-ES"/>
+        </w:rPr>
         <w:t xml:space="preserve">4. Diseño de red redundante</w:t>
       </w:r>
     </w:p>
@@ -461,6 +574,9 @@
         <w:pStyle w:val="FirstParagraph"/>
       </w:pPr>
       <w:r>
+        <w:rPr>
+          <w:lang w:val="es-ES"/>
+        </w:rPr>
         <w:t xml:space="preserve">Diseña una red con 4 switches (SW1, SW2, SW3, SW4) y 2 enlaces redundantes entre cada par. Debe tener:</w:t>
       </w:r>
     </w:p>
@@ -473,6 +589,9 @@
         </w:numPr>
       </w:pPr>
       <w:r>
+        <w:rPr>
+          <w:lang w:val="es-ES"/>
+        </w:rPr>
         <w:t xml:space="preserve">50 PCs distribuidos</w:t>
       </w:r>
     </w:p>
@@ -485,6 +604,9 @@
         </w:numPr>
       </w:pPr>
       <w:r>
+        <w:rPr>
+          <w:lang w:val="es-ES"/>
+        </w:rPr>
         <w:t xml:space="preserve">Redundancia: si cualquier switch o enlace individual falla, la red sigue funcionando</w:t>
       </w:r>
     </w:p>
@@ -497,6 +619,9 @@
         </w:numPr>
       </w:pPr>
       <w:r>
+        <w:rPr>
+          <w:lang w:val="es-ES"/>
+        </w:rPr>
         <w:t xml:space="preserve">STP activo</w:t>
       </w:r>
     </w:p>
@@ -509,6 +634,9 @@
         </w:numPr>
       </w:pPr>
       <w:r>
+        <w:rPr>
+          <w:lang w:val="es-ES"/>
+        </w:rPr>
         <w:t xml:space="preserve">Dibuja la topología conceptual</w:t>
       </w:r>
     </w:p>
@@ -521,6 +649,9 @@
         </w:numPr>
       </w:pPr>
       <w:r>
+        <w:rPr>
+          <w:lang w:val="es-ES"/>
+        </w:rPr>
         <w:t xml:space="preserve">¿Cuántos puertos quedarán bloqueados por STP?</w:t>
       </w:r>
     </w:p>
@@ -533,6 +664,9 @@
         </w:numPr>
       </w:pPr>
       <w:r>
+        <w:rPr>
+          <w:lang w:val="es-ES"/>
+        </w:rPr>
         <w:t xml:space="preserve">¿Qué prioridad asignarías para forzar a SW1 como Root Bridge?</w:t>
       </w:r>
     </w:p>
@@ -545,6 +679,9 @@
         </w:numPr>
       </w:pPr>
       <w:r>
+        <w:rPr>
+          <w:lang w:val="es-ES"/>
+        </w:rPr>
         <w:t xml:space="preserve">¿Qué pasa si SW1 falla? ¿Cuánto tarda la red en recuperarse con STP? ¿Y con RSTP?</w:t>
       </w:r>
     </w:p>
@@ -555,6 +692,9 @@
         <w:pStyle w:val="Heading2"/>
       </w:pPr>
       <w:r>
+        <w:rPr>
+          <w:lang w:val="es-ES"/>
+        </w:rPr>
         <w:t xml:space="preserve">5. CAM table analysis</w:t>
       </w:r>
     </w:p>
@@ -563,6 +703,9 @@
         <w:pStyle w:val="FirstParagraph"/>
       </w:pPr>
       <w:r>
+        <w:rPr>
+          <w:lang w:val="es-ES"/>
+        </w:rPr>
         <w:t xml:space="preserve">Observa esta tabla MAC:</w:t>
       </w:r>
     </w:p>
@@ -573,6 +716,7 @@
       <w:r>
         <w:rPr>
           <w:rStyle w:val="VerbatimChar"/>
+          <w:lang w:val="es-ES"/>
         </w:rPr>
         <w:t xml:space="preserve">Vlan    Mac Address       Type        Ports</w:t>
       </w:r>
@@ -582,6 +726,7 @@
       <w:r>
         <w:rPr>
           <w:rStyle w:val="VerbatimChar"/>
+          <w:lang w:val="es-ES"/>
         </w:rPr>
         <w:t xml:space="preserve">----    -----------       --------    -----</w:t>
       </w:r>
@@ -591,6 +736,7 @@
       <w:r>
         <w:rPr>
           <w:rStyle w:val="VerbatimChar"/>
+          <w:lang w:val="es-ES"/>
         </w:rPr>
         <w:t xml:space="preserve">   1    0050.7966.6800    DYNAMIC     Fa0/1</w:t>
       </w:r>
@@ -600,6 +746,7 @@
       <w:r>
         <w:rPr>
           <w:rStyle w:val="VerbatimChar"/>
+          <w:lang w:val="es-ES"/>
         </w:rPr>
         <w:t xml:space="preserve">   1    0050.7966.6801    DYNAMIC     Fa0/2</w:t>
       </w:r>
@@ -609,6 +756,7 @@
       <w:r>
         <w:rPr>
           <w:rStyle w:val="VerbatimChar"/>
+          <w:lang w:val="es-ES"/>
         </w:rPr>
         <w:t xml:space="preserve">   1    0050.7966.6802    DYNAMIC     Fa0/3</w:t>
       </w:r>
@@ -618,6 +766,7 @@
       <w:r>
         <w:rPr>
           <w:rStyle w:val="VerbatimChar"/>
+          <w:lang w:val="es-ES"/>
         </w:rPr>
         <w:t xml:space="preserve">   1    00D0.BC96.1A01    DYNAMIC     Fa0/4</w:t>
       </w:r>
@@ -627,6 +776,7 @@
       <w:r>
         <w:rPr>
           <w:rStyle w:val="VerbatimChar"/>
+          <w:lang w:val="es-ES"/>
         </w:rPr>
         <w:t xml:space="preserve">   1    00D0.BC96.1A02    DYNAMIC     Fa0/4</w:t>
       </w:r>
@@ -636,6 +786,7 @@
       <w:r>
         <w:rPr>
           <w:rStyle w:val="VerbatimChar"/>
+          <w:lang w:val="es-ES"/>
         </w:rPr>
         <w:t xml:space="preserve">   1    FFFF.FFFF.FFFF    STATIC     CPU</w:t>
       </w:r>
@@ -649,6 +800,9 @@
         </w:numPr>
       </w:pPr>
       <w:r>
+        <w:rPr>
+          <w:lang w:val="es-ES"/>
+        </w:rPr>
         <w:t xml:space="preserve">¿Cuántos dispositivos hay conectados al puerto Fa0/4? ¿Cómo lo sabes?</w:t>
       </w:r>
     </w:p>
@@ -661,6 +815,9 @@
         </w:numPr>
       </w:pPr>
       <w:r>
+        <w:rPr>
+          <w:lang w:val="es-ES"/>
+        </w:rPr>
         <w:t xml:space="preserve">¿Cuántos puertos del switch tienen dispositivos conectados?</w:t>
       </w:r>
     </w:p>
@@ -673,6 +830,9 @@
         </w:numPr>
       </w:pPr>
       <w:r>
+        <w:rPr>
+          <w:lang w:val="es-ES"/>
+        </w:rPr>
         <w:t xml:space="preserve">La entrada FFFF.FFFF.FFFF en la CPU: ¿qué es?</w:t>
       </w:r>
     </w:p>
@@ -685,6 +845,9 @@
         </w:numPr>
       </w:pPr>
       <w:r>
+        <w:rPr>
+          <w:lang w:val="es-ES"/>
+        </w:rPr>
         <w:t xml:space="preserve">Si llega una trama con destino 00D0.BC96.1A03, ¿qué hace el switch?</w:t>
       </w:r>
     </w:p>
@@ -695,6 +858,9 @@
         <w:pStyle w:val="Heading2"/>
       </w:pPr>
       <w:r>
+        <w:rPr>
+          <w:lang w:val="es-ES"/>
+        </w:rPr>
         <w:t xml:space="preserve">6. STP: cálculo de costes</w:t>
       </w:r>
     </w:p>
@@ -703,6 +869,9 @@
         <w:pStyle w:val="FirstParagraph"/>
       </w:pPr>
       <w:r>
+        <w:rPr>
+          <w:lang w:val="es-ES"/>
+        </w:rPr>
         <w:t xml:space="preserve">Tienes esta topología STP:</w:t>
       </w:r>
     </w:p>
@@ -715,6 +884,9 @@
         </w:numPr>
       </w:pPr>
       <w:r>
+        <w:rPr>
+          <w:lang w:val="es-ES"/>
+        </w:rPr>
         <w:t xml:space="preserve">Switch A (Root Bridge)</w:t>
       </w:r>
     </w:p>
@@ -727,6 +899,9 @@
         </w:numPr>
       </w:pPr>
       <w:r>
+        <w:rPr>
+          <w:lang w:val="es-ES"/>
+        </w:rPr>
         <w:t xml:space="preserve">Switch B conectado a A por Fa0/1 (coste 19)</w:t>
       </w:r>
     </w:p>
@@ -739,6 +914,9 @@
         </w:numPr>
       </w:pPr>
       <w:r>
+        <w:rPr>
+          <w:lang w:val="es-ES"/>
+        </w:rPr>
         <w:t xml:space="preserve">Switch C conectado a B por Fa0/2 (coste 19)</w:t>
       </w:r>
     </w:p>
@@ -751,6 +929,9 @@
         </w:numPr>
       </w:pPr>
       <w:r>
+        <w:rPr>
+          <w:lang w:val="es-ES"/>
+        </w:rPr>
         <w:t xml:space="preserve">Switch C también conectado a A por Fa0/3 (coste 19)</w:t>
       </w:r>
     </w:p>
@@ -763,6 +944,9 @@
         </w:numPr>
       </w:pPr>
       <w:r>
+        <w:rPr>
+          <w:lang w:val="es-ES"/>
+        </w:rPr>
         <w:t xml:space="preserve">¿Cuál es el Root Port de Switch C?</w:t>
       </w:r>
     </w:p>
@@ -775,6 +959,9 @@
         </w:numPr>
       </w:pPr>
       <w:r>
+        <w:rPr>
+          <w:lang w:val="es-ES"/>
+        </w:rPr>
         <w:t xml:space="preserve">¿Qué coste tiene cada camino hacia el Root?</w:t>
       </w:r>
     </w:p>
@@ -787,6 +974,9 @@
         </w:numPr>
       </w:pPr>
       <w:r>
+        <w:rPr>
+          <w:lang w:val="es-ES"/>
+        </w:rPr>
         <w:t xml:space="preserve">¿Cuál es el Alternate Port de Switch C?</w:t>
       </w:r>
     </w:p>
@@ -799,6 +989,9 @@
         </w:numPr>
       </w:pPr>
       <w:r>
+        <w:rPr>
+          <w:lang w:val="es-ES"/>
+        </w:rPr>
         <w:t xml:space="preserve">Si el coste de Fa0/3 se cambia a 4, ¿qué cambia?</w:t>
       </w:r>
     </w:p>
@@ -809,6 +1002,9 @@
         <w:pStyle w:val="Heading2"/>
       </w:pPr>
       <w:r>
+        <w:rPr>
+          <w:lang w:val="es-ES"/>
+        </w:rPr>
         <w:t xml:space="preserve">7. Topología STP/RSTP bajo análisis</w:t>
       </w:r>
     </w:p>
@@ -817,6 +1013,9 @@
         <w:pStyle w:val="FirstParagraph"/>
       </w:pPr>
       <w:r>
+        <w:rPr>
+          <w:lang w:val="es-ES"/>
+        </w:rPr>
         <w:t xml:space="preserve">Tienes 4 switches con estas configuraciones:</w:t>
       </w:r>
     </w:p>
@@ -842,6 +1041,9 @@
               <w:pStyle w:val="Compact"/>
             </w:pPr>
             <w:r>
+              <w:rPr>
+                <w:lang w:val="es-ES"/>
+              </w:rPr>
               <w:t xml:space="preserve">Switch</w:t>
             </w:r>
           </w:p>
@@ -853,6 +1055,9 @@
               <w:pStyle w:val="Compact"/>
             </w:pPr>
             <w:r>
+              <w:rPr>
+                <w:lang w:val="es-ES"/>
+              </w:rPr>
               <w:t xml:space="preserve">Prioridad</w:t>
             </w:r>
           </w:p>
@@ -864,6 +1069,9 @@
               <w:pStyle w:val="Compact"/>
             </w:pPr>
             <w:r>
+              <w:rPr>
+                <w:lang w:val="es-ES"/>
+              </w:rPr>
               <w:t xml:space="preserve">MAC</w:t>
             </w:r>
           </w:p>
@@ -877,6 +1085,9 @@
               <w:pStyle w:val="Compact"/>
             </w:pPr>
             <w:r>
+              <w:rPr>
+                <w:lang w:val="es-ES"/>
+              </w:rPr>
               <w:t xml:space="preserve">SW1</w:t>
             </w:r>
           </w:p>
@@ -888,6 +1099,9 @@
               <w:pStyle w:val="Compact"/>
             </w:pPr>
             <w:r>
+              <w:rPr>
+                <w:lang w:val="es-ES"/>
+              </w:rPr>
               <w:t xml:space="preserve">4096</w:t>
             </w:r>
           </w:p>
@@ -899,6 +1113,9 @@
               <w:pStyle w:val="Compact"/>
             </w:pPr>
             <w:r>
+              <w:rPr>
+                <w:lang w:val="es-ES"/>
+              </w:rPr>
               <w:t xml:space="preserve">0011.2233.4400</w:t>
             </w:r>
           </w:p>
@@ -912,6 +1129,9 @@
               <w:pStyle w:val="Compact"/>
             </w:pPr>
             <w:r>
+              <w:rPr>
+                <w:lang w:val="es-ES"/>
+              </w:rPr>
               <w:t xml:space="preserve">SW2</w:t>
             </w:r>
           </w:p>
@@ -923,6 +1143,9 @@
               <w:pStyle w:val="Compact"/>
             </w:pPr>
             <w:r>
+              <w:rPr>
+                <w:lang w:val="es-ES"/>
+              </w:rPr>
               <w:t xml:space="preserve">32768</w:t>
             </w:r>
           </w:p>
@@ -934,6 +1157,9 @@
               <w:pStyle w:val="Compact"/>
             </w:pPr>
             <w:r>
+              <w:rPr>
+                <w:lang w:val="es-ES"/>
+              </w:rPr>
               <w:t xml:space="preserve">0011.2233.4401</w:t>
             </w:r>
           </w:p>
@@ -947,6 +1173,9 @@
               <w:pStyle w:val="Compact"/>
             </w:pPr>
             <w:r>
+              <w:rPr>
+                <w:lang w:val="es-ES"/>
+              </w:rPr>
               <w:t xml:space="preserve">SW3</w:t>
             </w:r>
           </w:p>
@@ -958,6 +1187,9 @@
               <w:pStyle w:val="Compact"/>
             </w:pPr>
             <w:r>
+              <w:rPr>
+                <w:lang w:val="es-ES"/>
+              </w:rPr>
               <w:t xml:space="preserve">32768</w:t>
             </w:r>
           </w:p>
@@ -969,6 +1201,9 @@
               <w:pStyle w:val="Compact"/>
             </w:pPr>
             <w:r>
+              <w:rPr>
+                <w:lang w:val="es-ES"/>
+              </w:rPr>
               <w:t xml:space="preserve">0011.2233.4402</w:t>
             </w:r>
           </w:p>
@@ -982,6 +1217,9 @@
               <w:pStyle w:val="Compact"/>
             </w:pPr>
             <w:r>
+              <w:rPr>
+                <w:lang w:val="es-ES"/>
+              </w:rPr>
               <w:t xml:space="preserve">SW4</w:t>
             </w:r>
           </w:p>
@@ -993,6 +1231,9 @@
               <w:pStyle w:val="Compact"/>
             </w:pPr>
             <w:r>
+              <w:rPr>
+                <w:lang w:val="es-ES"/>
+              </w:rPr>
               <w:t xml:space="preserve">32768</w:t>
             </w:r>
           </w:p>
@@ -1004,6 +1245,9 @@
               <w:pStyle w:val="Compact"/>
             </w:pPr>
             <w:r>
+              <w:rPr>
+                <w:lang w:val="es-ES"/>
+              </w:rPr>
               <w:t xml:space="preserve">0011.2233.4403</w:t>
             </w:r>
           </w:p>
@@ -1015,18 +1259,33 @@
         <w:pStyle w:val="BodyText"/>
       </w:pPr>
       <w:r>
+        <w:rPr>
+          <w:lang w:val="es-ES"/>
+        </w:rPr>
         <w:t xml:space="preserve">Conexiones (todas de coste 19):</w:t>
       </w:r>
       <w:r>
+        <w:rPr>
+          <w:lang w:val="es-ES"/>
+        </w:rPr>
         <w:t xml:space="preserve"> </w:t>
       </w:r>
       <w:r>
+        <w:rPr>
+          <w:lang w:val="es-ES"/>
+        </w:rPr>
         <w:t xml:space="preserve">- SW1-SW2, SW1-SW3 y SW1-SW4 (enlace directo al Root)</w:t>
       </w:r>
       <w:r>
+        <w:rPr>
+          <w:lang w:val="es-ES"/>
+        </w:rPr>
         <w:t xml:space="preserve"> </w:t>
       </w:r>
       <w:r>
+        <w:rPr>
+          <w:lang w:val="es-ES"/>
+        </w:rPr>
         <w:t xml:space="preserve">- SW2-SW3 (enlace redundante que cierra el bucle)</w:t>
       </w:r>
     </w:p>
@@ -1039,6 +1298,9 @@
         </w:numPr>
       </w:pPr>
       <w:r>
+        <w:rPr>
+          <w:lang w:val="es-ES"/>
+        </w:rPr>
         <w:t xml:space="preserve">¿Quién es el Root Bridge y por qué?</w:t>
       </w:r>
     </w:p>
@@ -1051,6 +1313,9 @@
         </w:numPr>
       </w:pPr>
       <w:r>
+        <w:rPr>
+          <w:lang w:val="es-ES"/>
+        </w:rPr>
         <w:t xml:space="preserve">¿Qué puertos quedan en estado Blocking/Discarding?</w:t>
       </w:r>
     </w:p>
@@ -1063,6 +1328,9 @@
         </w:numPr>
       </w:pPr>
       <w:r>
+        <w:rPr>
+          <w:lang w:val="es-ES"/>
+        </w:rPr>
         <w:t xml:space="preserve">¿Cuántos Root Ports hay en total?</w:t>
       </w:r>
     </w:p>
@@ -1075,6 +1343,9 @@
         </w:numPr>
       </w:pPr>
       <w:r>
+        <w:rPr>
+          <w:lang w:val="es-ES"/>
+        </w:rPr>
         <w:t xml:space="preserve">Con RSTP, ¿cuánto tardaría la red en converger si SW1 se cae? ¿Y con STP clásico?</w:t>
       </w:r>
     </w:p>
@@ -1087,6 +1358,9 @@
         </w:numPr>
       </w:pPr>
       <w:r>
+        <w:rPr>
+          <w:lang w:val="es-ES"/>
+        </w:rPr>
         <w:t xml:space="preserve">¿Qué papel juegan los puertos del Root Bridge?</w:t>
       </w:r>
     </w:p>
@@ -1098,13 +1372,20 @@
         <w:rPr>
           <w:b/>
           <w:bCs/>
+          <w:lang w:val="es-ES"/>
         </w:rPr>
         <w:t xml:space="preserve">Pista:</w:t>
       </w:r>
       <w:r>
+        <w:rPr>
+          <w:lang w:val="es-ES"/>
+        </w:rPr>
         <w:t xml:space="preserve"> </w:t>
       </w:r>
       <w:r>
+        <w:rPr>
+          <w:lang w:val="es-ES"/>
+        </w:rPr>
         <w:t xml:space="preserve">el Root Bridge es el de menor Bridge ID; todos sus puertos son Designated. Los switches no-root tienen 1 Root Port cada uno, y el enlace redundante SW2-SW3 crea un Alternate Port en el extremo con mayor coste acumulado hacia el Root.</w:t>
       </w:r>
     </w:p>
@@ -1115,6 +1396,9 @@
         <w:pStyle w:val="Heading2"/>
       </w:pPr>
       <w:r>
+        <w:rPr>
+          <w:lang w:val="es-ES"/>
+        </w:rPr>
         <w:t xml:space="preserve">8. Laboratorio: Port Security en la sala de profesores</w:t>
       </w:r>
     </w:p>
@@ -1123,6 +1407,9 @@
         <w:pStyle w:val="FirstParagraph"/>
       </w:pPr>
       <w:r>
+        <w:rPr>
+          <w:lang w:val="es-ES"/>
+        </w:rPr>
         <w:t xml:space="preserve">Configura el puerto Fa0/24 del switch (donde se enchufa el PC de la sala de profesores) para que:</w:t>
       </w:r>
     </w:p>
@@ -1135,6 +1422,9 @@
         </w:numPr>
       </w:pPr>
       <w:r>
+        <w:rPr>
+          <w:lang w:val="es-ES"/>
+        </w:rPr>
         <w:t xml:space="preserve">Solo permita 1 MAC aprendida automáticamente y permanente (sticky).</w:t>
       </w:r>
     </w:p>
@@ -1147,6 +1437,9 @@
         </w:numPr>
       </w:pPr>
       <w:r>
+        <w:rPr>
+          <w:lang w:val="es-ES"/>
+        </w:rPr>
         <w:t xml:space="preserve">Si aparece una segunda MAC, el puerto se deshabilite (violación shutdown).</w:t>
       </w:r>
     </w:p>
@@ -1159,6 +1452,9 @@
         </w:numPr>
       </w:pPr>
       <w:r>
+        <w:rPr>
+          <w:lang w:val="es-ES"/>
+        </w:rPr>
         <w:t xml:space="preserve">Escribe los comandos completos y verifica con el comando de comprobación adecuado.</w:t>
       </w:r>
     </w:p>
@@ -1167,6 +1463,9 @@
         <w:pStyle w:val="FirstParagraph"/>
       </w:pPr>
       <w:r>
+        <w:rPr>
+          <w:lang w:val="es-ES"/>
+        </w:rPr>
         <w:t xml:space="preserve">Después, un profe desenchufa su PC y conecta su portátil personal. El puerto entra en errdisable.</w:t>
       </w:r>
     </w:p>
@@ -1179,6 +1478,9 @@
         </w:numPr>
       </w:pPr>
       <w:r>
+        <w:rPr>
+          <w:lang w:val="es-ES"/>
+        </w:rPr>
         <w:t xml:space="preserve">¿Por qué ha ocurrido la violación si solo hay UN dispositivo conectado?</w:t>
       </w:r>
     </w:p>
@@ -1191,6 +1493,9 @@
         </w:numPr>
       </w:pPr>
       <w:r>
+        <w:rPr>
+          <w:lang w:val="es-ES"/>
+        </w:rPr>
         <w:t xml:space="preserve">¿Qué dos comandos ejecutarías para recuperar el puerto?</w:t>
       </w:r>
     </w:p>
@@ -1203,6 +1508,9 @@
         </w:numPr>
       </w:pPr>
       <w:r>
+        <w:rPr>
+          <w:lang w:val="es-ES"/>
+        </w:rPr>
         <w:t xml:space="preserve">¿Cómo evitarías el problema sin perder seguridad (piensa en el envejecimiento de la MAC sticky)?</w:t>
       </w:r>
     </w:p>
@@ -1214,61 +1522,101 @@
         <w:rPr>
           <w:b/>
           <w:bCs/>
+          <w:lang w:val="es-ES"/>
         </w:rPr>
         <w:t xml:space="preserve">Pista:</w:t>
       </w:r>
       <w:r>
+        <w:rPr>
+          <w:lang w:val="es-ES"/>
+        </w:rPr>
         <w:t xml:space="preserve"> </w:t>
       </w:r>
       <w:r>
+        <w:rPr>
+          <w:lang w:val="es-ES"/>
+        </w:rPr>
         <w:t xml:space="preserve">la MAC sticky NO caduca aunque el PC se desenchufe; si cambias de equipo, hay dos MACs distintas</w:t>
       </w:r>
       <w:r>
+        <w:rPr>
+          <w:lang w:val="es-ES"/>
+        </w:rPr>
         <w:t xml:space="preserve"> </w:t>
       </w:r>
       <w:r>
+        <w:rPr>
+          <w:lang w:val="es-ES"/>
+        </w:rPr>
         <w:t xml:space="preserve">“conocidas”</w:t>
       </w:r>
       <w:r>
+        <w:rPr>
+          <w:lang w:val="es-ES"/>
+        </w:rPr>
         <w:t xml:space="preserve"> </w:t>
       </w:r>
       <w:r>
+        <w:rPr>
+          <w:lang w:val="es-ES"/>
+        </w:rPr>
         <w:t xml:space="preserve">en el puerto y se supera el máximo. Para recuperar errdisable:</w:t>
       </w:r>
       <w:r>
+        <w:rPr>
+          <w:lang w:val="es-ES"/>
+        </w:rPr>
         <w:t xml:space="preserve"> </w:t>
       </w:r>
       <w:r>
         <w:rPr>
           <w:rStyle w:val="VerbatimChar"/>
+          <w:lang w:val="es-ES"/>
         </w:rPr>
         <w:t xml:space="preserve">shutdown</w:t>
       </w:r>
       <w:r>
+        <w:rPr>
+          <w:lang w:val="es-ES"/>
+        </w:rPr>
         <w:t xml:space="preserve"> </w:t>
       </w:r>
       <w:r>
+        <w:rPr>
+          <w:lang w:val="es-ES"/>
+        </w:rPr>
         <w:t xml:space="preserve">+</w:t>
       </w:r>
       <w:r>
+        <w:rPr>
+          <w:lang w:val="es-ES"/>
+        </w:rPr>
         <w:t xml:space="preserve"> </w:t>
       </w:r>
       <w:r>
         <w:rPr>
           <w:rStyle w:val="VerbatimChar"/>
+          <w:lang w:val="es-ES"/>
         </w:rPr>
         <w:t xml:space="preserve">no shutdown</w:t>
       </w:r>
       <w:r>
+        <w:rPr>
+          <w:lang w:val="es-ES"/>
+        </w:rPr>
         <w:t xml:space="preserve">. Para expirar la sticky cuando el dispositivo se desenchufa, configura el envejecimiento de la port security (</w:t>
       </w:r>
       <w:r>
         <w:rPr>
           <w:rStyle w:val="VerbatimChar"/>
+          <w:lang w:val="es-ES"/>
         </w:rPr>
         <w:t xml:space="preserve">switchport port-security aging</w:t>
       </w:r>
       <w:r>
+        <w:rPr>
+          <w:lang w:val="es-ES"/>
+        </w:rPr>
         <w:t xml:space="preserve">).</w:t>
       </w:r>
     </w:p>

--- a/docx/04-switching/boletin-U04-avanzado.docx
+++ b/docx/04-switching/boletin-U04-avanzado.docx
@@ -15,9 +15,6 @@
             <w:pStyle w:val="TOCHeading"/>
           </w:pPr>
           <w:r>
-            <w:rPr>
-              <w:lang w:val="es-ES"/>
-            </w:rPr>
             <w:t xml:space="preserve">Table of Contents</w:t>
           </w:r>
         </w:p>
@@ -37,9 +34,6 @@
         <w:pStyle w:val="Heading1"/>
       </w:pPr>
       <w:r>
-        <w:rPr>
-          <w:lang w:val="es-ES"/>
-        </w:rPr>
         <w:t xml:space="preserve">Boletín UD4 — Avanzado</w:t>
       </w:r>
     </w:p>
@@ -50,9 +44,6 @@
         <w:pStyle w:val="Heading1"/>
       </w:pPr>
       <w:r>
-        <w:rPr>
-          <w:lang w:val="es-ES"/>
-        </w:rPr>
         <w:t xml:space="preserve">📝 Boletín UD4 — Avanzado</w:t>
       </w:r>
     </w:p>
@@ -61,9 +52,6 @@
         <w:pStyle w:val="BlockText"/>
       </w:pPr>
       <w:r>
-        <w:rPr>
-          <w:lang w:val="es-ES"/>
-        </w:rPr>
         <w:t xml:space="preserve">Ejercicios que requieren aplicar los conceptos de switching y STP de forma más profunda.</w:t>
       </w:r>
     </w:p>
@@ -80,9 +68,6 @@
         <w:pStyle w:val="Heading2"/>
       </w:pPr>
       <w:r>
-        <w:rPr>
-          <w:lang w:val="es-ES"/>
-        </w:rPr>
         <w:t xml:space="preserve">1. Configuración básica de switch</w:t>
       </w:r>
     </w:p>
@@ -91,9 +76,6 @@
         <w:pStyle w:val="FirstParagraph"/>
       </w:pPr>
       <w:r>
-        <w:rPr>
-          <w:lang w:val="es-ES"/>
-        </w:rPr>
         <w:t xml:space="preserve">Configura un switch Cisco desde cero con:</w:t>
       </w:r>
     </w:p>
@@ -106,9 +88,6 @@
         </w:numPr>
       </w:pPr>
       <w:r>
-        <w:rPr>
-          <w:lang w:val="es-ES"/>
-        </w:rPr>
         <w:t xml:space="preserve">Hostname: SW-OFICINA-01</w:t>
       </w:r>
     </w:p>
@@ -121,9 +100,6 @@
         </w:numPr>
       </w:pPr>
       <w:r>
-        <w:rPr>
-          <w:lang w:val="es-ES"/>
-        </w:rPr>
         <w:t xml:space="preserve">IP de gestión en VLAN 1: 192.168.1.10/24, gateway 192.168.1.1</w:t>
       </w:r>
     </w:p>
@@ -136,9 +112,6 @@
         </w:numPr>
       </w:pPr>
       <w:r>
-        <w:rPr>
-          <w:lang w:val="es-ES"/>
-        </w:rPr>
         <w:t xml:space="preserve">Puertos Fa0/1-10 como access, seguridad de puerto con máximo 2 MACs</w:t>
       </w:r>
     </w:p>
@@ -151,9 +124,6 @@
         </w:numPr>
       </w:pPr>
       <w:r>
-        <w:rPr>
-          <w:lang w:val="es-ES"/>
-        </w:rPr>
         <w:t xml:space="preserve">Puertos Fa0/11-12 como trunk</w:t>
       </w:r>
     </w:p>
@@ -162,9 +132,6 @@
         <w:pStyle w:val="FirstParagraph"/>
       </w:pPr>
       <w:r>
-        <w:rPr>
-          <w:lang w:val="es-ES"/>
-        </w:rPr>
         <w:t xml:space="preserve">Escribe los comandos necesarios.</w:t>
       </w:r>
     </w:p>
@@ -175,9 +142,6 @@
         <w:pStyle w:val="Heading2"/>
       </w:pPr>
       <w:r>
-        <w:rPr>
-          <w:lang w:val="es-ES"/>
-        </w:rPr>
         <w:t xml:space="preserve">2. Análisis de topología STP</w:t>
       </w:r>
     </w:p>
@@ -186,9 +150,6 @@
         <w:pStyle w:val="FirstParagraph"/>
       </w:pPr>
       <w:r>
-        <w:rPr>
-          <w:lang w:val="es-ES"/>
-        </w:rPr>
         <w:t xml:space="preserve">Tienes 3 switches con estas configuraciones:</w:t>
       </w:r>
     </w:p>
@@ -214,9 +175,6 @@
               <w:pStyle w:val="Compact"/>
             </w:pPr>
             <w:r>
-              <w:rPr>
-                <w:lang w:val="es-ES"/>
-              </w:rPr>
               <w:t xml:space="preserve">Switch</w:t>
             </w:r>
           </w:p>
@@ -228,9 +186,6 @@
               <w:pStyle w:val="Compact"/>
             </w:pPr>
             <w:r>
-              <w:rPr>
-                <w:lang w:val="es-ES"/>
-              </w:rPr>
               <w:t xml:space="preserve">Prioridad</w:t>
             </w:r>
           </w:p>
@@ -242,9 +197,6 @@
               <w:pStyle w:val="Compact"/>
             </w:pPr>
             <w:r>
-              <w:rPr>
-                <w:lang w:val="es-ES"/>
-              </w:rPr>
               <w:t xml:space="preserve">MAC</w:t>
             </w:r>
           </w:p>
@@ -258,9 +210,6 @@
               <w:pStyle w:val="Compact"/>
             </w:pPr>
             <w:r>
-              <w:rPr>
-                <w:lang w:val="es-ES"/>
-              </w:rPr>
               <w:t xml:space="preserve">Switch A</w:t>
             </w:r>
           </w:p>
@@ -272,9 +221,6 @@
               <w:pStyle w:val="Compact"/>
             </w:pPr>
             <w:r>
-              <w:rPr>
-                <w:lang w:val="es-ES"/>
-              </w:rPr>
               <w:t xml:space="preserve">32768</w:t>
             </w:r>
           </w:p>
@@ -286,9 +232,6 @@
               <w:pStyle w:val="Compact"/>
             </w:pPr>
             <w:r>
-              <w:rPr>
-                <w:lang w:val="es-ES"/>
-              </w:rPr>
               <w:t xml:space="preserve">0011.2233.4400</w:t>
             </w:r>
           </w:p>
@@ -302,9 +245,6 @@
               <w:pStyle w:val="Compact"/>
             </w:pPr>
             <w:r>
-              <w:rPr>
-                <w:lang w:val="es-ES"/>
-              </w:rPr>
               <w:t xml:space="preserve">Switch B</w:t>
             </w:r>
           </w:p>
@@ -316,9 +256,6 @@
               <w:pStyle w:val="Compact"/>
             </w:pPr>
             <w:r>
-              <w:rPr>
-                <w:lang w:val="es-ES"/>
-              </w:rPr>
               <w:t xml:space="preserve">32768</w:t>
             </w:r>
           </w:p>
@@ -330,9 +267,6 @@
               <w:pStyle w:val="Compact"/>
             </w:pPr>
             <w:r>
-              <w:rPr>
-                <w:lang w:val="es-ES"/>
-              </w:rPr>
               <w:t xml:space="preserve">0011.2233.4401</w:t>
             </w:r>
           </w:p>
@@ -346,9 +280,6 @@
               <w:pStyle w:val="Compact"/>
             </w:pPr>
             <w:r>
-              <w:rPr>
-                <w:lang w:val="es-ES"/>
-              </w:rPr>
               <w:t xml:space="preserve">Switch C</w:t>
             </w:r>
           </w:p>
@@ -360,9 +291,6 @@
               <w:pStyle w:val="Compact"/>
             </w:pPr>
             <w:r>
-              <w:rPr>
-                <w:lang w:val="es-ES"/>
-              </w:rPr>
               <w:t xml:space="preserve">4096</w:t>
             </w:r>
           </w:p>
@@ -374,9 +302,6 @@
               <w:pStyle w:val="Compact"/>
             </w:pPr>
             <w:r>
-              <w:rPr>
-                <w:lang w:val="es-ES"/>
-              </w:rPr>
               <w:t xml:space="preserve">0011.2233.4402</w:t>
             </w:r>
           </w:p>
@@ -388,9 +313,6 @@
         <w:pStyle w:val="BodyText"/>
       </w:pPr>
       <w:r>
-        <w:rPr>
-          <w:lang w:val="es-ES"/>
-        </w:rPr>
         <w:t xml:space="preserve">Los switches están conectados en triángulo (A-B, B-C, C-A).</w:t>
       </w:r>
     </w:p>
@@ -403,9 +325,6 @@
         </w:numPr>
       </w:pPr>
       <w:r>
-        <w:rPr>
-          <w:lang w:val="es-ES"/>
-        </w:rPr>
         <w:t xml:space="preserve">¿Quién es el Root Bridge? ¿Por qué?</w:t>
       </w:r>
     </w:p>
@@ -418,9 +337,6 @@
         </w:numPr>
       </w:pPr>
       <w:r>
-        <w:rPr>
-          <w:lang w:val="es-ES"/>
-        </w:rPr>
         <w:t xml:space="preserve">¿Cuántos Root Ports hay en total?</w:t>
       </w:r>
     </w:p>
@@ -433,9 +349,6 @@
         </w:numPr>
       </w:pPr>
       <w:r>
-        <w:rPr>
-          <w:lang w:val="es-ES"/>
-        </w:rPr>
         <w:t xml:space="preserve">¿Cuántos Designated Ports hay?</w:t>
       </w:r>
     </w:p>
@@ -448,9 +361,6 @@
         </w:numPr>
       </w:pPr>
       <w:r>
-        <w:rPr>
-          <w:lang w:val="es-ES"/>
-        </w:rPr>
         <w:t xml:space="preserve">Si Switch C falla, ¿qué cambios ocurren en la topología?</w:t>
       </w:r>
     </w:p>
@@ -461,9 +371,6 @@
         <w:pStyle w:val="Heading2"/>
       </w:pPr>
       <w:r>
-        <w:rPr>
-          <w:lang w:val="es-ES"/>
-        </w:rPr>
         <w:t xml:space="preserve">3. Diagnóstico de port security</w:t>
       </w:r>
     </w:p>
@@ -472,9 +379,6 @@
         <w:pStyle w:val="FirstParagraph"/>
       </w:pPr>
       <w:r>
-        <w:rPr>
-          <w:lang w:val="es-ES"/>
-        </w:rPr>
         <w:t xml:space="preserve">Un administrador configuró port security en un puerto:</w:t>
       </w:r>
     </w:p>
@@ -485,7 +389,6 @@
       <w:r>
         <w:rPr>
           <w:rStyle w:val="VerbatimChar"/>
-          <w:lang w:val="es-ES"/>
         </w:rPr>
         <w:t xml:space="preserve">Switch(config-if)# switchport port-security maximum 1</w:t>
       </w:r>
@@ -495,7 +398,6 @@
       <w:r>
         <w:rPr>
           <w:rStyle w:val="VerbatimChar"/>
-          <w:lang w:val="es-ES"/>
         </w:rPr>
         <w:t xml:space="preserve">Switch(config-if)# switchport port-security violation shutdown</w:t>
       </w:r>
@@ -505,9 +407,6 @@
         <w:pStyle w:val="FirstParagraph"/>
       </w:pPr>
       <w:r>
-        <w:rPr>
-          <w:lang w:val="es-ES"/>
-        </w:rPr>
         <w:t xml:space="preserve">Un usuario se conecta con su portátil y funciona. Luego conecta otro portátil (el suyo y el de un compañero) usando un switch no administrado. El puerto se deshabilita.</w:t>
       </w:r>
     </w:p>
@@ -520,9 +419,6 @@
         </w:numPr>
       </w:pPr>
       <w:r>
-        <w:rPr>
-          <w:lang w:val="es-ES"/>
-        </w:rPr>
         <w:t xml:space="preserve">¿Por qué ocurrió?</w:t>
       </w:r>
     </w:p>
@@ -535,9 +431,6 @@
         </w:numPr>
       </w:pPr>
       <w:r>
-        <w:rPr>
-          <w:lang w:val="es-ES"/>
-        </w:rPr>
         <w:t xml:space="preserve">¿Qué dos cambios harías en la configuración para permitir esta situación sin perder seguridad?</w:t>
       </w:r>
     </w:p>
@@ -550,9 +443,6 @@
         </w:numPr>
       </w:pPr>
       <w:r>
-        <w:rPr>
-          <w:lang w:val="es-ES"/>
-        </w:rPr>
         <w:t xml:space="preserve">¿Cómo recuperas el puerto?</w:t>
       </w:r>
     </w:p>
@@ -563,9 +453,6 @@
         <w:pStyle w:val="Heading2"/>
       </w:pPr>
       <w:r>
-        <w:rPr>
-          <w:lang w:val="es-ES"/>
-        </w:rPr>
         <w:t xml:space="preserve">4. Diseño de red redundante</w:t>
       </w:r>
     </w:p>
@@ -574,9 +461,6 @@
         <w:pStyle w:val="FirstParagraph"/>
       </w:pPr>
       <w:r>
-        <w:rPr>
-          <w:lang w:val="es-ES"/>
-        </w:rPr>
         <w:t xml:space="preserve">Diseña una red con 4 switches (SW1, SW2, SW3, SW4) y 2 enlaces redundantes entre cada par. Debe tener:</w:t>
       </w:r>
     </w:p>
@@ -589,9 +473,6 @@
         </w:numPr>
       </w:pPr>
       <w:r>
-        <w:rPr>
-          <w:lang w:val="es-ES"/>
-        </w:rPr>
         <w:t xml:space="preserve">50 PCs distribuidos</w:t>
       </w:r>
     </w:p>
@@ -604,9 +485,6 @@
         </w:numPr>
       </w:pPr>
       <w:r>
-        <w:rPr>
-          <w:lang w:val="es-ES"/>
-        </w:rPr>
         <w:t xml:space="preserve">Redundancia: si cualquier switch o enlace individual falla, la red sigue funcionando</w:t>
       </w:r>
     </w:p>
@@ -619,9 +497,6 @@
         </w:numPr>
       </w:pPr>
       <w:r>
-        <w:rPr>
-          <w:lang w:val="es-ES"/>
-        </w:rPr>
         <w:t xml:space="preserve">STP activo</w:t>
       </w:r>
     </w:p>
@@ -634,9 +509,6 @@
         </w:numPr>
       </w:pPr>
       <w:r>
-        <w:rPr>
-          <w:lang w:val="es-ES"/>
-        </w:rPr>
         <w:t xml:space="preserve">Dibuja la topología conceptual</w:t>
       </w:r>
     </w:p>
@@ -649,9 +521,6 @@
         </w:numPr>
       </w:pPr>
       <w:r>
-        <w:rPr>
-          <w:lang w:val="es-ES"/>
-        </w:rPr>
         <w:t xml:space="preserve">¿Cuántos puertos quedarán bloqueados por STP?</w:t>
       </w:r>
     </w:p>
@@ -664,9 +533,6 @@
         </w:numPr>
       </w:pPr>
       <w:r>
-        <w:rPr>
-          <w:lang w:val="es-ES"/>
-        </w:rPr>
         <w:t xml:space="preserve">¿Qué prioridad asignarías para forzar a SW1 como Root Bridge?</w:t>
       </w:r>
     </w:p>
@@ -679,9 +545,6 @@
         </w:numPr>
       </w:pPr>
       <w:r>
-        <w:rPr>
-          <w:lang w:val="es-ES"/>
-        </w:rPr>
         <w:t xml:space="preserve">¿Qué pasa si SW1 falla? ¿Cuánto tarda la red en recuperarse con STP? ¿Y con RSTP?</w:t>
       </w:r>
     </w:p>
@@ -692,9 +555,6 @@
         <w:pStyle w:val="Heading2"/>
       </w:pPr>
       <w:r>
-        <w:rPr>
-          <w:lang w:val="es-ES"/>
-        </w:rPr>
         <w:t xml:space="preserve">5. CAM table analysis</w:t>
       </w:r>
     </w:p>
@@ -703,9 +563,6 @@
         <w:pStyle w:val="FirstParagraph"/>
       </w:pPr>
       <w:r>
-        <w:rPr>
-          <w:lang w:val="es-ES"/>
-        </w:rPr>
         <w:t xml:space="preserve">Observa esta tabla MAC:</w:t>
       </w:r>
     </w:p>
@@ -716,7 +573,6 @@
       <w:r>
         <w:rPr>
           <w:rStyle w:val="VerbatimChar"/>
-          <w:lang w:val="es-ES"/>
         </w:rPr>
         <w:t xml:space="preserve">Vlan    Mac Address       Type        Ports</w:t>
       </w:r>
@@ -726,7 +582,6 @@
       <w:r>
         <w:rPr>
           <w:rStyle w:val="VerbatimChar"/>
-          <w:lang w:val="es-ES"/>
         </w:rPr>
         <w:t xml:space="preserve">----    -----------       --------    -----</w:t>
       </w:r>
@@ -736,7 +591,6 @@
       <w:r>
         <w:rPr>
           <w:rStyle w:val="VerbatimChar"/>
-          <w:lang w:val="es-ES"/>
         </w:rPr>
         <w:t xml:space="preserve">   1    0050.7966.6800    DYNAMIC     Fa0/1</w:t>
       </w:r>
@@ -746,7 +600,6 @@
       <w:r>
         <w:rPr>
           <w:rStyle w:val="VerbatimChar"/>
-          <w:lang w:val="es-ES"/>
         </w:rPr>
         <w:t xml:space="preserve">   1    0050.7966.6801    DYNAMIC     Fa0/2</w:t>
       </w:r>
@@ -756,7 +609,6 @@
       <w:r>
         <w:rPr>
           <w:rStyle w:val="VerbatimChar"/>
-          <w:lang w:val="es-ES"/>
         </w:rPr>
         <w:t xml:space="preserve">   1    0050.7966.6802    DYNAMIC     Fa0/3</w:t>
       </w:r>
@@ -766,7 +618,6 @@
       <w:r>
         <w:rPr>
           <w:rStyle w:val="VerbatimChar"/>
-          <w:lang w:val="es-ES"/>
         </w:rPr>
         <w:t xml:space="preserve">   1    00D0.BC96.1A01    DYNAMIC     Fa0/4</w:t>
       </w:r>
@@ -776,7 +627,6 @@
       <w:r>
         <w:rPr>
           <w:rStyle w:val="VerbatimChar"/>
-          <w:lang w:val="es-ES"/>
         </w:rPr>
         <w:t xml:space="preserve">   1    00D0.BC96.1A02    DYNAMIC     Fa0/4</w:t>
       </w:r>
@@ -786,7 +636,6 @@
       <w:r>
         <w:rPr>
           <w:rStyle w:val="VerbatimChar"/>
-          <w:lang w:val="es-ES"/>
         </w:rPr>
         <w:t xml:space="preserve">   1    FFFF.FFFF.FFFF    STATIC     CPU</w:t>
       </w:r>
@@ -800,9 +649,6 @@
         </w:numPr>
       </w:pPr>
       <w:r>
-        <w:rPr>
-          <w:lang w:val="es-ES"/>
-        </w:rPr>
         <w:t xml:space="preserve">¿Cuántos dispositivos hay conectados al puerto Fa0/4? ¿Cómo lo sabes?</w:t>
       </w:r>
     </w:p>
@@ -815,9 +661,6 @@
         </w:numPr>
       </w:pPr>
       <w:r>
-        <w:rPr>
-          <w:lang w:val="es-ES"/>
-        </w:rPr>
         <w:t xml:space="preserve">¿Cuántos puertos del switch tienen dispositivos conectados?</w:t>
       </w:r>
     </w:p>
@@ -830,9 +673,6 @@
         </w:numPr>
       </w:pPr>
       <w:r>
-        <w:rPr>
-          <w:lang w:val="es-ES"/>
-        </w:rPr>
         <w:t xml:space="preserve">La entrada FFFF.FFFF.FFFF en la CPU: ¿qué es?</w:t>
       </w:r>
     </w:p>
@@ -845,9 +685,6 @@
         </w:numPr>
       </w:pPr>
       <w:r>
-        <w:rPr>
-          <w:lang w:val="es-ES"/>
-        </w:rPr>
         <w:t xml:space="preserve">Si llega una trama con destino 00D0.BC96.1A03, ¿qué hace el switch?</w:t>
       </w:r>
     </w:p>
@@ -858,9 +695,6 @@
         <w:pStyle w:val="Heading2"/>
       </w:pPr>
       <w:r>
-        <w:rPr>
-          <w:lang w:val="es-ES"/>
-        </w:rPr>
         <w:t xml:space="preserve">6. STP: cálculo de costes</w:t>
       </w:r>
     </w:p>
@@ -869,9 +703,6 @@
         <w:pStyle w:val="FirstParagraph"/>
       </w:pPr>
       <w:r>
-        <w:rPr>
-          <w:lang w:val="es-ES"/>
-        </w:rPr>
         <w:t xml:space="preserve">Tienes esta topología STP:</w:t>
       </w:r>
     </w:p>
@@ -884,9 +715,6 @@
         </w:numPr>
       </w:pPr>
       <w:r>
-        <w:rPr>
-          <w:lang w:val="es-ES"/>
-        </w:rPr>
         <w:t xml:space="preserve">Switch A (Root Bridge)</w:t>
       </w:r>
     </w:p>
@@ -899,9 +727,6 @@
         </w:numPr>
       </w:pPr>
       <w:r>
-        <w:rPr>
-          <w:lang w:val="es-ES"/>
-        </w:rPr>
         <w:t xml:space="preserve">Switch B conectado a A por Fa0/1 (coste 19)</w:t>
       </w:r>
     </w:p>
@@ -914,9 +739,6 @@
         </w:numPr>
       </w:pPr>
       <w:r>
-        <w:rPr>
-          <w:lang w:val="es-ES"/>
-        </w:rPr>
         <w:t xml:space="preserve">Switch C conectado a B por Fa0/2 (coste 19)</w:t>
       </w:r>
     </w:p>
@@ -929,9 +751,6 @@
         </w:numPr>
       </w:pPr>
       <w:r>
-        <w:rPr>
-          <w:lang w:val="es-ES"/>
-        </w:rPr>
         <w:t xml:space="preserve">Switch C también conectado a A por Fa0/3 (coste 19)</w:t>
       </w:r>
     </w:p>
@@ -944,9 +763,6 @@
         </w:numPr>
       </w:pPr>
       <w:r>
-        <w:rPr>
-          <w:lang w:val="es-ES"/>
-        </w:rPr>
         <w:t xml:space="preserve">¿Cuál es el Root Port de Switch C?</w:t>
       </w:r>
     </w:p>
@@ -959,9 +775,6 @@
         </w:numPr>
       </w:pPr>
       <w:r>
-        <w:rPr>
-          <w:lang w:val="es-ES"/>
-        </w:rPr>
         <w:t xml:space="preserve">¿Qué coste tiene cada camino hacia el Root?</w:t>
       </w:r>
     </w:p>
@@ -974,9 +787,6 @@
         </w:numPr>
       </w:pPr>
       <w:r>
-        <w:rPr>
-          <w:lang w:val="es-ES"/>
-        </w:rPr>
         <w:t xml:space="preserve">¿Cuál es el Alternate Port de Switch C?</w:t>
       </w:r>
     </w:p>
@@ -989,9 +799,6 @@
         </w:numPr>
       </w:pPr>
       <w:r>
-        <w:rPr>
-          <w:lang w:val="es-ES"/>
-        </w:rPr>
         <w:t xml:space="preserve">Si el coste de Fa0/3 se cambia a 4, ¿qué cambia?</w:t>
       </w:r>
     </w:p>
@@ -1002,9 +809,6 @@
         <w:pStyle w:val="Heading2"/>
       </w:pPr>
       <w:r>
-        <w:rPr>
-          <w:lang w:val="es-ES"/>
-        </w:rPr>
         <w:t xml:space="preserve">7. Topología STP/RSTP bajo análisis</w:t>
       </w:r>
     </w:p>
@@ -1013,9 +817,6 @@
         <w:pStyle w:val="FirstParagraph"/>
       </w:pPr>
       <w:r>
-        <w:rPr>
-          <w:lang w:val="es-ES"/>
-        </w:rPr>
         <w:t xml:space="preserve">Tienes 4 switches con estas configuraciones:</w:t>
       </w:r>
     </w:p>
@@ -1041,9 +842,6 @@
               <w:pStyle w:val="Compact"/>
             </w:pPr>
             <w:r>
-              <w:rPr>
-                <w:lang w:val="es-ES"/>
-              </w:rPr>
               <w:t xml:space="preserve">Switch</w:t>
             </w:r>
           </w:p>
@@ -1055,9 +853,6 @@
               <w:pStyle w:val="Compact"/>
             </w:pPr>
             <w:r>
-              <w:rPr>
-                <w:lang w:val="es-ES"/>
-              </w:rPr>
               <w:t xml:space="preserve">Prioridad</w:t>
             </w:r>
           </w:p>
@@ -1069,9 +864,6 @@
               <w:pStyle w:val="Compact"/>
             </w:pPr>
             <w:r>
-              <w:rPr>
-                <w:lang w:val="es-ES"/>
-              </w:rPr>
               <w:t xml:space="preserve">MAC</w:t>
             </w:r>
           </w:p>
@@ -1085,9 +877,6 @@
               <w:pStyle w:val="Compact"/>
             </w:pPr>
             <w:r>
-              <w:rPr>
-                <w:lang w:val="es-ES"/>
-              </w:rPr>
               <w:t xml:space="preserve">SW1</w:t>
             </w:r>
           </w:p>
@@ -1099,9 +888,6 @@
               <w:pStyle w:val="Compact"/>
             </w:pPr>
             <w:r>
-              <w:rPr>
-                <w:lang w:val="es-ES"/>
-              </w:rPr>
               <w:t xml:space="preserve">4096</w:t>
             </w:r>
           </w:p>
@@ -1113,9 +899,6 @@
               <w:pStyle w:val="Compact"/>
             </w:pPr>
             <w:r>
-              <w:rPr>
-                <w:lang w:val="es-ES"/>
-              </w:rPr>
               <w:t xml:space="preserve">0011.2233.4400</w:t>
             </w:r>
           </w:p>
@@ -1129,9 +912,6 @@
               <w:pStyle w:val="Compact"/>
             </w:pPr>
             <w:r>
-              <w:rPr>
-                <w:lang w:val="es-ES"/>
-              </w:rPr>
               <w:t xml:space="preserve">SW2</w:t>
             </w:r>
           </w:p>
@@ -1143,9 +923,6 @@
               <w:pStyle w:val="Compact"/>
             </w:pPr>
             <w:r>
-              <w:rPr>
-                <w:lang w:val="es-ES"/>
-              </w:rPr>
               <w:t xml:space="preserve">32768</w:t>
             </w:r>
           </w:p>
@@ -1157,9 +934,6 @@
               <w:pStyle w:val="Compact"/>
             </w:pPr>
             <w:r>
-              <w:rPr>
-                <w:lang w:val="es-ES"/>
-              </w:rPr>
               <w:t xml:space="preserve">0011.2233.4401</w:t>
             </w:r>
           </w:p>
@@ -1173,9 +947,6 @@
               <w:pStyle w:val="Compact"/>
             </w:pPr>
             <w:r>
-              <w:rPr>
-                <w:lang w:val="es-ES"/>
-              </w:rPr>
               <w:t xml:space="preserve">SW3</w:t>
             </w:r>
           </w:p>
@@ -1187,9 +958,6 @@
               <w:pStyle w:val="Compact"/>
             </w:pPr>
             <w:r>
-              <w:rPr>
-                <w:lang w:val="es-ES"/>
-              </w:rPr>
               <w:t xml:space="preserve">32768</w:t>
             </w:r>
           </w:p>
@@ -1201,9 +969,6 @@
               <w:pStyle w:val="Compact"/>
             </w:pPr>
             <w:r>
-              <w:rPr>
-                <w:lang w:val="es-ES"/>
-              </w:rPr>
               <w:t xml:space="preserve">0011.2233.4402</w:t>
             </w:r>
           </w:p>
@@ -1217,9 +982,6 @@
               <w:pStyle w:val="Compact"/>
             </w:pPr>
             <w:r>
-              <w:rPr>
-                <w:lang w:val="es-ES"/>
-              </w:rPr>
               <w:t xml:space="preserve">SW4</w:t>
             </w:r>
           </w:p>
@@ -1231,9 +993,6 @@
               <w:pStyle w:val="Compact"/>
             </w:pPr>
             <w:r>
-              <w:rPr>
-                <w:lang w:val="es-ES"/>
-              </w:rPr>
               <w:t xml:space="preserve">32768</w:t>
             </w:r>
           </w:p>
@@ -1245,9 +1004,6 @@
               <w:pStyle w:val="Compact"/>
             </w:pPr>
             <w:r>
-              <w:rPr>
-                <w:lang w:val="es-ES"/>
-              </w:rPr>
               <w:t xml:space="preserve">0011.2233.4403</w:t>
             </w:r>
           </w:p>
@@ -1259,33 +1015,18 @@
         <w:pStyle w:val="BodyText"/>
       </w:pPr>
       <w:r>
-        <w:rPr>
-          <w:lang w:val="es-ES"/>
-        </w:rPr>
         <w:t xml:space="preserve">Conexiones (todas de coste 19):</w:t>
       </w:r>
       <w:r>
-        <w:rPr>
-          <w:lang w:val="es-ES"/>
-        </w:rPr>
         <w:t xml:space="preserve"> </w:t>
       </w:r>
       <w:r>
-        <w:rPr>
-          <w:lang w:val="es-ES"/>
-        </w:rPr>
         <w:t xml:space="preserve">- SW1-SW2, SW1-SW3 y SW1-SW4 (enlace directo al Root)</w:t>
       </w:r>
       <w:r>
-        <w:rPr>
-          <w:lang w:val="es-ES"/>
-        </w:rPr>
         <w:t xml:space="preserve"> </w:t>
       </w:r>
       <w:r>
-        <w:rPr>
-          <w:lang w:val="es-ES"/>
-        </w:rPr>
         <w:t xml:space="preserve">- SW2-SW3 (enlace redundante que cierra el bucle)</w:t>
       </w:r>
     </w:p>
@@ -1298,9 +1039,6 @@
         </w:numPr>
       </w:pPr>
       <w:r>
-        <w:rPr>
-          <w:lang w:val="es-ES"/>
-        </w:rPr>
         <w:t xml:space="preserve">¿Quién es el Root Bridge y por qué?</w:t>
       </w:r>
     </w:p>
@@ -1313,9 +1051,6 @@
         </w:numPr>
       </w:pPr>
       <w:r>
-        <w:rPr>
-          <w:lang w:val="es-ES"/>
-        </w:rPr>
         <w:t xml:space="preserve">¿Qué puertos quedan en estado Blocking/Discarding?</w:t>
       </w:r>
     </w:p>
@@ -1328,9 +1063,6 @@
         </w:numPr>
       </w:pPr>
       <w:r>
-        <w:rPr>
-          <w:lang w:val="es-ES"/>
-        </w:rPr>
         <w:t xml:space="preserve">¿Cuántos Root Ports hay en total?</w:t>
       </w:r>
     </w:p>
@@ -1343,9 +1075,6 @@
         </w:numPr>
       </w:pPr>
       <w:r>
-        <w:rPr>
-          <w:lang w:val="es-ES"/>
-        </w:rPr>
         <w:t xml:space="preserve">Con RSTP, ¿cuánto tardaría la red en converger si SW1 se cae? ¿Y con STP clásico?</w:t>
       </w:r>
     </w:p>
@@ -1358,9 +1087,6 @@
         </w:numPr>
       </w:pPr>
       <w:r>
-        <w:rPr>
-          <w:lang w:val="es-ES"/>
-        </w:rPr>
         <w:t xml:space="preserve">¿Qué papel juegan los puertos del Root Bridge?</w:t>
       </w:r>
     </w:p>
@@ -1372,20 +1098,13 @@
         <w:rPr>
           <w:b/>
           <w:bCs/>
-          <w:lang w:val="es-ES"/>
         </w:rPr>
         <w:t xml:space="preserve">Pista:</w:t>
       </w:r>
       <w:r>
-        <w:rPr>
-          <w:lang w:val="es-ES"/>
-        </w:rPr>
         <w:t xml:space="preserve"> </w:t>
       </w:r>
       <w:r>
-        <w:rPr>
-          <w:lang w:val="es-ES"/>
-        </w:rPr>
         <w:t xml:space="preserve">el Root Bridge es el de menor Bridge ID; todos sus puertos son Designated. Los switches no-root tienen 1 Root Port cada uno, y el enlace redundante SW2-SW3 crea un Alternate Port en el extremo con mayor coste acumulado hacia el Root.</w:t>
       </w:r>
     </w:p>
@@ -1396,9 +1115,6 @@
         <w:pStyle w:val="Heading2"/>
       </w:pPr>
       <w:r>
-        <w:rPr>
-          <w:lang w:val="es-ES"/>
-        </w:rPr>
         <w:t xml:space="preserve">8. Laboratorio: Port Security en la sala de profesores</w:t>
       </w:r>
     </w:p>
@@ -1407,9 +1123,6 @@
         <w:pStyle w:val="FirstParagraph"/>
       </w:pPr>
       <w:r>
-        <w:rPr>
-          <w:lang w:val="es-ES"/>
-        </w:rPr>
         <w:t xml:space="preserve">Configura el puerto Fa0/24 del switch (donde se enchufa el PC de la sala de profesores) para que:</w:t>
       </w:r>
     </w:p>
@@ -1422,9 +1135,6 @@
         </w:numPr>
       </w:pPr>
       <w:r>
-        <w:rPr>
-          <w:lang w:val="es-ES"/>
-        </w:rPr>
         <w:t xml:space="preserve">Solo permita 1 MAC aprendida automáticamente y permanente (sticky).</w:t>
       </w:r>
     </w:p>
@@ -1437,9 +1147,6 @@
         </w:numPr>
       </w:pPr>
       <w:r>
-        <w:rPr>
-          <w:lang w:val="es-ES"/>
-        </w:rPr>
         <w:t xml:space="preserve">Si aparece una segunda MAC, el puerto se deshabilite (violación shutdown).</w:t>
       </w:r>
     </w:p>
@@ -1452,9 +1159,6 @@
         </w:numPr>
       </w:pPr>
       <w:r>
-        <w:rPr>
-          <w:lang w:val="es-ES"/>
-        </w:rPr>
         <w:t xml:space="preserve">Escribe los comandos completos y verifica con el comando de comprobación adecuado.</w:t>
       </w:r>
     </w:p>
@@ -1463,9 +1167,6 @@
         <w:pStyle w:val="FirstParagraph"/>
       </w:pPr>
       <w:r>
-        <w:rPr>
-          <w:lang w:val="es-ES"/>
-        </w:rPr>
         <w:t xml:space="preserve">Después, un profe desenchufa su PC y conecta su portátil personal. El puerto entra en errdisable.</w:t>
       </w:r>
     </w:p>
@@ -1478,9 +1179,6 @@
         </w:numPr>
       </w:pPr>
       <w:r>
-        <w:rPr>
-          <w:lang w:val="es-ES"/>
-        </w:rPr>
         <w:t xml:space="preserve">¿Por qué ha ocurrido la violación si solo hay UN dispositivo conectado?</w:t>
       </w:r>
     </w:p>
@@ -1493,9 +1191,6 @@
         </w:numPr>
       </w:pPr>
       <w:r>
-        <w:rPr>
-          <w:lang w:val="es-ES"/>
-        </w:rPr>
         <w:t xml:space="preserve">¿Qué dos comandos ejecutarías para recuperar el puerto?</w:t>
       </w:r>
     </w:p>
@@ -1508,9 +1203,6 @@
         </w:numPr>
       </w:pPr>
       <w:r>
-        <w:rPr>
-          <w:lang w:val="es-ES"/>
-        </w:rPr>
         <w:t xml:space="preserve">¿Cómo evitarías el problema sin perder seguridad (piensa en el envejecimiento de la MAC sticky)?</w:t>
       </w:r>
     </w:p>
@@ -1522,101 +1214,61 @@
         <w:rPr>
           <w:b/>
           <w:bCs/>
-          <w:lang w:val="es-ES"/>
         </w:rPr>
         <w:t xml:space="preserve">Pista:</w:t>
       </w:r>
       <w:r>
-        <w:rPr>
-          <w:lang w:val="es-ES"/>
-        </w:rPr>
         <w:t xml:space="preserve"> </w:t>
       </w:r>
       <w:r>
-        <w:rPr>
-          <w:lang w:val="es-ES"/>
-        </w:rPr>
         <w:t xml:space="preserve">la MAC sticky NO caduca aunque el PC se desenchufe; si cambias de equipo, hay dos MACs distintas</w:t>
       </w:r>
       <w:r>
-        <w:rPr>
-          <w:lang w:val="es-ES"/>
-        </w:rPr>
         <w:t xml:space="preserve"> </w:t>
       </w:r>
       <w:r>
-        <w:rPr>
-          <w:lang w:val="es-ES"/>
-        </w:rPr>
         <w:t xml:space="preserve">“conocidas”</w:t>
       </w:r>
       <w:r>
-        <w:rPr>
-          <w:lang w:val="es-ES"/>
-        </w:rPr>
         <w:t xml:space="preserve"> </w:t>
       </w:r>
       <w:r>
-        <w:rPr>
-          <w:lang w:val="es-ES"/>
-        </w:rPr>
         <w:t xml:space="preserve">en el puerto y se supera el máximo. Para recuperar errdisable:</w:t>
       </w:r>
       <w:r>
-        <w:rPr>
-          <w:lang w:val="es-ES"/>
-        </w:rPr>
         <w:t xml:space="preserve"> </w:t>
       </w:r>
       <w:r>
         <w:rPr>
           <w:rStyle w:val="VerbatimChar"/>
-          <w:lang w:val="es-ES"/>
         </w:rPr>
         <w:t xml:space="preserve">shutdown</w:t>
       </w:r>
       <w:r>
-        <w:rPr>
-          <w:lang w:val="es-ES"/>
-        </w:rPr>
         <w:t xml:space="preserve"> </w:t>
       </w:r>
       <w:r>
-        <w:rPr>
-          <w:lang w:val="es-ES"/>
-        </w:rPr>
         <w:t xml:space="preserve">+</w:t>
       </w:r>
       <w:r>
-        <w:rPr>
-          <w:lang w:val="es-ES"/>
-        </w:rPr>
         <w:t xml:space="preserve"> </w:t>
       </w:r>
       <w:r>
         <w:rPr>
           <w:rStyle w:val="VerbatimChar"/>
-          <w:lang w:val="es-ES"/>
         </w:rPr>
         <w:t xml:space="preserve">no shutdown</w:t>
       </w:r>
       <w:r>
-        <w:rPr>
-          <w:lang w:val="es-ES"/>
-        </w:rPr>
         <w:t xml:space="preserve">. Para expirar la sticky cuando el dispositivo se desenchufa, configura el envejecimiento de la port security (</w:t>
       </w:r>
       <w:r>
         <w:rPr>
           <w:rStyle w:val="VerbatimChar"/>
-          <w:lang w:val="es-ES"/>
         </w:rPr>
         <w:t xml:space="preserve">switchport port-security aging</w:t>
       </w:r>
       <w:r>
-        <w:rPr>
-          <w:lang w:val="es-ES"/>
-        </w:rPr>
         <w:t xml:space="preserve">).</w:t>
       </w:r>
     </w:p>

--- a/docx/04-switching/boletin-U04-avanzado.docx
+++ b/docx/04-switching/boletin-U04-avanzado.docx
@@ -28,23 +28,23 @@
         </w:p>
       </w:sdtContent>
     </w:sdt>
-    <w:bookmarkStart w:id="9" w:name="boletín-ud4-avanzado"/>
+    <w:bookmarkStart w:id="9" w:name="boletín-de-switching-y-vlan-avanzado"/>
     <w:p>
       <w:pPr>
         <w:pStyle w:val="Heading1"/>
       </w:pPr>
       <w:r>
-        <w:t xml:space="preserve">Boletín UD4 — Avanzado</w:t>
+        <w:t xml:space="preserve">Boletín de Switching y VLAN — Avanzado</w:t>
       </w:r>
     </w:p>
     <w:bookmarkEnd w:id="9"/>
-    <w:bookmarkStart w:id="18" w:name="boletín-ud4-avanzado-1"/>
+    <w:bookmarkStart w:id="18" w:name="boletín-de-switching-y-vlan-avanzado-1"/>
     <w:p>
       <w:pPr>
         <w:pStyle w:val="Heading1"/>
       </w:pPr>
       <w:r>
-        <w:t xml:space="preserve">📝 Boletín UD4 — Avanzado</w:t>
+        <w:t xml:space="preserve">📝 Boletín de Switching y VLAN — Avanzado</w:t>
       </w:r>
     </w:p>
     <w:p>

--- a/docx/04-switching/boletin-U04-avanzado.docx
+++ b/docx/04-switching/boletin-U04-avanzado.docx
@@ -52,7 +52,7 @@
         <w:pStyle w:val="BlockText"/>
       </w:pPr>
       <w:r>
-        <w:t xml:space="preserve">Ejercicios que requieren aplicar los conceptos de switching y STP de forma más profunda.</w:t>
+        <w:t xml:space="preserve">Ejercicios que requieren aplicar los conceptos de switching, STP y VLAN de forma más profunda.</w:t>
       </w:r>
     </w:p>
     <w:p>
@@ -100,7 +100,7 @@
         </w:numPr>
       </w:pPr>
       <w:r>
-        <w:t xml:space="preserve">IP de gestión en VLAN 1: 192.168.1.10/24, gateway 192.168.1.1</w:t>
+        <w:t xml:space="preserve">VLAN de gestión 999 con SVI y dirección 192.168.99.10/24, gateway 192.168.99.1</w:t>
       </w:r>
     </w:p>
     <w:p>
@@ -112,7 +112,7 @@
         </w:numPr>
       </w:pPr>
       <w:r>
-        <w:t xml:space="preserve">Puertos Fa0/1-10 como access, seguridad de puerto con máximo 2 MACs</w:t>
+        <w:t xml:space="preserve">VLAN 10 (Ventas) y VLAN 20 (RRHH); puertos Fa0/1-10 en la VLAN 10 y Fa0/11-12 en la VLAN 20</w:t>
       </w:r>
     </w:p>
     <w:p>
@@ -124,7 +124,7 @@
         </w:numPr>
       </w:pPr>
       <w:r>
-        <w:t xml:space="preserve">Puertos Fa0/11-12 como trunk</w:t>
+        <w:t xml:space="preserve">Verificación: ¿qué comando confirma que las VLANs existen y que los puertos están asignados?</w:t>
       </w:r>
     </w:p>
     <w:p>
@@ -365,13 +365,13 @@
       </w:r>
     </w:p>
     <w:bookmarkEnd w:id="11"/>
-    <w:bookmarkStart w:id="12" w:name="diagnóstico-de-port-security"/>
+    <w:bookmarkStart w:id="12" w:name="diagnóstico-de-vlan"/>
     <w:p>
       <w:pPr>
         <w:pStyle w:val="Heading2"/>
       </w:pPr>
       <w:r>
-        <w:t xml:space="preserve">3. Diagnóstico de port security</w:t>
+        <w:t xml:space="preserve">3. Diagnóstico de VLAN</w:t>
       </w:r>
     </w:p>
     <w:p>
@@ -379,71 +379,73 @@
         <w:pStyle w:val="FirstParagraph"/>
       </w:pPr>
       <w:r>
-        <w:t xml:space="preserve">Un administrador configuró port security en un puerto:</w:t>
-      </w:r>
-    </w:p>
-    <w:p>
-      <w:pPr>
-        <w:pStyle w:val="SourceCode"/>
+        <w:t xml:space="preserve">En una oficina montan VLANs por primera vez en un switch de 24 puertos: VLAN 10 para Ventas (Fa0/1-12) y VLAN 20 para RRHH (Fa0/13-24). Al terminar, los equipos de RRHH funcionan, pero el PC de Ana, enchufado en Fa0/9 (debería ser Ventas), no obtiene IP por DHCP ni ve al resto de Ventas; su compañero, en Fa0/10, sí funciona.</w:t>
+      </w:r>
+    </w:p>
+    <w:p>
+      <w:pPr>
+        <w:pStyle w:val="Compact"/>
+        <w:numPr>
+          <w:ilvl w:val="0"/>
+          <w:numId w:val="1003"/>
+        </w:numPr>
+      </w:pPr>
+      <w:r>
+        <w:t xml:space="preserve">¿Qué comando miras primero para comprobar en qué VLAN está el puerto de Ana?</w:t>
+      </w:r>
+    </w:p>
+    <w:p>
+      <w:pPr>
+        <w:pStyle w:val="Compact"/>
+        <w:numPr>
+          <w:ilvl w:val="0"/>
+          <w:numId w:val="1003"/>
+        </w:numPr>
+      </w:pPr>
+      <w:r>
+        <w:t xml:space="preserve">¿Cuál es la causa más probable? ¿Cómo la confirmas?</w:t>
+      </w:r>
+    </w:p>
+    <w:p>
+      <w:pPr>
+        <w:pStyle w:val="Compact"/>
+        <w:numPr>
+          <w:ilvl w:val="0"/>
+          <w:numId w:val="1003"/>
+        </w:numPr>
+      </w:pPr>
+      <w:r>
+        <w:t xml:space="preserve">¿Cómo lo arreglas? ¿Y por qué falla también el DHCP?</w:t>
+      </w:r>
+    </w:p>
+    <w:p>
+      <w:pPr>
+        <w:pStyle w:val="Compact"/>
+        <w:numPr>
+          <w:ilvl w:val="0"/>
+          <w:numId w:val="1003"/>
+        </w:numPr>
+      </w:pPr>
+      <w:r>
+        <w:t xml:space="preserve">Si cada semana se reorganizan las mesas, ¿qué buena práctica te ahorra repetir el diagnóstico?</w:t>
+      </w:r>
+    </w:p>
+    <w:p>
+      <w:pPr>
+        <w:pStyle w:val="FirstParagraph"/>
       </w:pPr>
       <w:r>
         <w:rPr>
-          <w:rStyle w:val="VerbatimChar"/>
+          <w:b/>
+          <w:bCs/>
         </w:rPr>
-        <w:t xml:space="preserve">Switch(config-if)# switchport port-security maximum 1</w:t>
-      </w:r>
-      <w:r>
-        <w:br/>
-      </w:r>
-      <w:r>
-        <w:rPr>
-          <w:rStyle w:val="VerbatimChar"/>
-        </w:rPr>
-        <w:t xml:space="preserve">Switch(config-if)# switchport port-security violation shutdown</w:t>
-      </w:r>
-    </w:p>
-    <w:p>
-      <w:pPr>
-        <w:pStyle w:val="FirstParagraph"/>
-      </w:pPr>
-      <w:r>
-        <w:t xml:space="preserve">Un usuario se conecta con su portátil y funciona. Luego conecta otro portátil (el suyo y el de un compañero) usando un switch no administrado. El puerto se deshabilita.</w:t>
-      </w:r>
-    </w:p>
-    <w:p>
-      <w:pPr>
-        <w:pStyle w:val="Compact"/>
-        <w:numPr>
-          <w:ilvl w:val="0"/>
-          <w:numId w:val="1003"/>
-        </w:numPr>
-      </w:pPr>
-      <w:r>
-        <w:t xml:space="preserve">¿Por qué ocurrió?</w:t>
-      </w:r>
-    </w:p>
-    <w:p>
-      <w:pPr>
-        <w:pStyle w:val="Compact"/>
-        <w:numPr>
-          <w:ilvl w:val="0"/>
-          <w:numId w:val="1003"/>
-        </w:numPr>
-      </w:pPr>
-      <w:r>
-        <w:t xml:space="preserve">¿Qué dos cambios harías en la configuración para permitir esta situación sin perder seguridad?</w:t>
-      </w:r>
-    </w:p>
-    <w:p>
-      <w:pPr>
-        <w:pStyle w:val="Compact"/>
-        <w:numPr>
-          <w:ilvl w:val="0"/>
-          <w:numId w:val="1003"/>
-        </w:numPr>
-      </w:pPr>
-      <w:r>
-        <w:t xml:space="preserve">¿Cómo recuperas el puerto?</w:t>
+        <w:t xml:space="preserve">Pista:</w:t>
+      </w:r>
+      <w:r>
+        <w:t xml:space="preserve"> </w:t>
+      </w:r>
+      <w:r>
+        <w:t xml:space="preserve">la VLAN decide el dominio de broadcast; si el puerto no está en la suya, el equipo queda fuera de casa.</w:t>
       </w:r>
     </w:p>
     <w:bookmarkEnd w:id="12"/>
@@ -461,7 +463,7 @@
         <w:pStyle w:val="FirstParagraph"/>
       </w:pPr>
       <w:r>
-        <w:t xml:space="preserve">Diseña una red con 4 switches (SW1, SW2, SW3, SW4) y 2 enlaces redundantes entre cada par. Debe tener:</w:t>
+        <w:t xml:space="preserve">Diseña la red de una oficina con 4 switches (SW1, SW2, SW3, SW4) y 50 PCs, con esta topología y STP activo:</w:t>
       </w:r>
     </w:p>
     <w:p>
@@ -473,7 +475,7 @@
         </w:numPr>
       </w:pPr>
       <w:r>
-        <w:t xml:space="preserve">50 PCs distribuidos</w:t>
+        <w:t xml:space="preserve">Anillo: SW1–SW2–SW3–SW4–SW1</w:t>
       </w:r>
     </w:p>
     <w:p>
@@ -485,7 +487,7 @@
         </w:numPr>
       </w:pPr>
       <w:r>
-        <w:t xml:space="preserve">Redundancia: si cualquier switch o enlace individual falla, la red sigue funcionando</w:t>
+        <w:t xml:space="preserve">Enlace extra directo entre SW1 y SW3</w:t>
       </w:r>
     </w:p>
     <w:p>
@@ -497,7 +499,7 @@
         </w:numPr>
       </w:pPr>
       <w:r>
-        <w:t xml:space="preserve">STP activo</w:t>
+        <w:t xml:space="preserve">Requisito: si falla un enlace o un switch individual, la red sigue funcionando</w:t>
       </w:r>
     </w:p>
     <w:p>
@@ -509,7 +511,7 @@
         </w:numPr>
       </w:pPr>
       <w:r>
-        <w:t xml:space="preserve">Dibuja la topología conceptual</w:t>
+        <w:t xml:space="preserve">Dibuja la topología conceptual y marca qué puertos bloqueará STP</w:t>
       </w:r>
     </w:p>
     <w:p>
@@ -521,7 +523,7 @@
         </w:numPr>
       </w:pPr>
       <w:r>
-        <w:t xml:space="preserve">¿Cuántos puertos quedarán bloqueados por STP?</w:t>
+        <w:t xml:space="preserve">¿Cuántos puertos quedarán bloqueados? Razona la respuesta</w:t>
       </w:r>
     </w:p>
     <w:p>
@@ -549,13 +551,13 @@
       </w:r>
     </w:p>
     <w:bookmarkEnd w:id="13"/>
-    <w:bookmarkStart w:id="14" w:name="cam-table-analysis"/>
+    <w:bookmarkStart w:id="14" w:name="análisis-de-la-tabla-cam"/>
     <w:p>
       <w:pPr>
         <w:pStyle w:val="Heading2"/>
       </w:pPr>
       <w:r>
-        <w:t xml:space="preserve">5. CAM table analysis</w:t>
+        <w:t xml:space="preserve">5. Análisis de la tabla CAM</w:t>
       </w:r>
     </w:p>
     <w:p>
@@ -630,50 +632,56 @@
         </w:rPr>
         <w:t xml:space="preserve">   1    00D0.BC96.1A02    DYNAMIC     Fa0/4</w:t>
       </w:r>
-      <w:r>
-        <w:br/>
+    </w:p>
+    <w:p>
+      <w:pPr>
+        <w:pStyle w:val="Compact"/>
+        <w:numPr>
+          <w:ilvl w:val="0"/>
+          <w:numId w:val="1006"/>
+        </w:numPr>
+      </w:pPr>
+      <w:r>
+        <w:t xml:space="preserve">¿Cuántos dispositivos hay conectados al puerto Fa0/4? ¿Cómo lo sabes?</w:t>
+      </w:r>
+    </w:p>
+    <w:p>
+      <w:pPr>
+        <w:pStyle w:val="Compact"/>
+        <w:numPr>
+          <w:ilvl w:val="0"/>
+          <w:numId w:val="1006"/>
+        </w:numPr>
+      </w:pPr>
+      <w:r>
+        <w:t xml:space="preserve">¿Cuántos puertos del switch tienen dispositivos conectados?</w:t>
+      </w:r>
+    </w:p>
+    <w:p>
+      <w:pPr>
+        <w:pStyle w:val="Compact"/>
+        <w:numPr>
+          <w:ilvl w:val="0"/>
+          <w:numId w:val="1006"/>
+        </w:numPr>
+      </w:pPr>
+      <w:r>
+        <w:t xml:space="preserve">¿Aparece la dirección de broadcast</w:t>
+      </w:r>
+      <w:r>
+        <w:t xml:space="preserve"> </w:t>
       </w:r>
       <w:r>
         <w:rPr>
           <w:rStyle w:val="VerbatimChar"/>
         </w:rPr>
-        <w:t xml:space="preserve">   1    FFFF.FFFF.FFFF    STATIC     CPU</w:t>
-      </w:r>
-    </w:p>
-    <w:p>
-      <w:pPr>
-        <w:pStyle w:val="Compact"/>
-        <w:numPr>
-          <w:ilvl w:val="0"/>
-          <w:numId w:val="1006"/>
-        </w:numPr>
-      </w:pPr>
-      <w:r>
-        <w:t xml:space="preserve">¿Cuántos dispositivos hay conectados al puerto Fa0/4? ¿Cómo lo sabes?</w:t>
-      </w:r>
-    </w:p>
-    <w:p>
-      <w:pPr>
-        <w:pStyle w:val="Compact"/>
-        <w:numPr>
-          <w:ilvl w:val="0"/>
-          <w:numId w:val="1006"/>
-        </w:numPr>
-      </w:pPr>
-      <w:r>
-        <w:t xml:space="preserve">¿Cuántos puertos del switch tienen dispositivos conectados?</w:t>
-      </w:r>
-    </w:p>
-    <w:p>
-      <w:pPr>
-        <w:pStyle w:val="Compact"/>
-        <w:numPr>
-          <w:ilvl w:val="0"/>
-          <w:numId w:val="1006"/>
-        </w:numPr>
-      </w:pPr>
-      <w:r>
-        <w:t xml:space="preserve">La entrada FFFF.FFFF.FFFF en la CPU: ¿qué es?</w:t>
+        <w:t xml:space="preserve">FFFF.FFFF.FFFF</w:t>
+      </w:r>
+      <w:r>
+        <w:t xml:space="preserve"> </w:t>
+      </w:r>
+      <w:r>
+        <w:t xml:space="preserve">en la tabla? Si no aparece, ¿qué hace el switch con un broadcast?</w:t>
       </w:r>
     </w:p>
     <w:p>
@@ -1109,13 +1117,13 @@
       </w:r>
     </w:p>
     <w:bookmarkEnd w:id="16"/>
-    <w:bookmarkStart w:id="17" w:name="Xec7884ac2ad1ffd996301628f2a85de9f6be052"/>
+    <w:bookmarkStart w:id="17" w:name="laboratorio-segmentación-en-un-switch"/>
     <w:p>
       <w:pPr>
         <w:pStyle w:val="Heading2"/>
       </w:pPr>
       <w:r>
-        <w:t xml:space="preserve">8. Laboratorio: Port Security en la sala de profesores</w:t>
+        <w:t xml:space="preserve">8. Laboratorio: segmentación en un switch</w:t>
       </w:r>
     </w:p>
     <w:p>
@@ -1123,7 +1131,7 @@
         <w:pStyle w:val="FirstParagraph"/>
       </w:pPr>
       <w:r>
-        <w:t xml:space="preserve">Configura el puerto Fa0/24 del switch (donde se enchufa el PC de la sala de profesores) para que:</w:t>
+        <w:t xml:space="preserve">Monta esto en un switch (o en Packet Tracer): tres PCs con IPs de la misma subred (192.168.10.0/24): PC1 en Fa0/1, PC2 en Fa0/2 y PC3 en Fa0/9.</w:t>
       </w:r>
     </w:p>
     <w:p>
@@ -1135,7 +1143,7 @@
         </w:numPr>
       </w:pPr>
       <w:r>
-        <w:t xml:space="preserve">Solo permita 1 MAC aprendida automáticamente y permanente (sticky).</w:t>
+        <w:t xml:space="preserve">Crea la VLAN 10 (Ventas) y la VLAN 20 (RRHH); asigna Fa0/1-8 a la VLAN 10 y Fa0/9-16 a la VLAN 20.</w:t>
       </w:r>
     </w:p>
     <w:p>
@@ -1147,7 +1155,31 @@
         </w:numPr>
       </w:pPr>
       <w:r>
-        <w:t xml:space="preserve">Si aparece una segunda MAC, el puerto se deshabilite (violación shutdown).</w:t>
+        <w:t xml:space="preserve">Verifica con</w:t>
+      </w:r>
+      <w:r>
+        <w:t xml:space="preserve"> </w:t>
+      </w:r>
+      <w:r>
+        <w:rPr>
+          <w:rStyle w:val="VerbatimChar"/>
+        </w:rPr>
+        <w:t xml:space="preserve">show vlan brief</w:t>
+      </w:r>
+      <w:r>
+        <w:t xml:space="preserve">: ¿en qué VLAN aparecen los tres puertos? ¿Y la MAC de PC1 en</w:t>
+      </w:r>
+      <w:r>
+        <w:t xml:space="preserve"> </w:t>
+      </w:r>
+      <w:r>
+        <w:rPr>
+          <w:rStyle w:val="VerbatimChar"/>
+        </w:rPr>
+        <w:t xml:space="preserve">show mac address-table</w:t>
+      </w:r>
+      <w:r>
+        <w:t xml:space="preserve">?</w:t>
       </w:r>
     </w:p>
     <w:p>
@@ -1159,51 +1191,40 @@
         </w:numPr>
       </w:pPr>
       <w:r>
-        <w:t xml:space="preserve">Escribe los comandos completos y verifica con el comando de comprobación adecuado.</w:t>
-      </w:r>
-    </w:p>
-    <w:p>
-      <w:pPr>
-        <w:pStyle w:val="FirstParagraph"/>
-      </w:pPr>
-      <w:r>
-        <w:t xml:space="preserve">Después, un profe desenchufa su PC y conecta su portátil personal. El puerto entra en errdisable.</w:t>
-      </w:r>
-    </w:p>
-    <w:p>
-      <w:pPr>
-        <w:pStyle w:val="Compact"/>
-        <w:numPr>
-          <w:ilvl w:val="0"/>
-          <w:numId w:val="1011"/>
-        </w:numPr>
-      </w:pPr>
-      <w:r>
-        <w:t xml:space="preserve">¿Por qué ha ocurrido la violación si solo hay UN dispositivo conectado?</w:t>
-      </w:r>
-    </w:p>
-    <w:p>
-      <w:pPr>
-        <w:pStyle w:val="Compact"/>
-        <w:numPr>
-          <w:ilvl w:val="0"/>
-          <w:numId w:val="1011"/>
-        </w:numPr>
-      </w:pPr>
-      <w:r>
-        <w:t xml:space="preserve">¿Qué dos comandos ejecutarías para recuperar el puerto?</w:t>
-      </w:r>
-    </w:p>
-    <w:p>
-      <w:pPr>
-        <w:pStyle w:val="Compact"/>
-        <w:numPr>
-          <w:ilvl w:val="0"/>
-          <w:numId w:val="1011"/>
-        </w:numPr>
-      </w:pPr>
-      <w:r>
-        <w:t xml:space="preserve">¿Cómo evitarías el problema sin perder seguridad (piensa en el envejecimiento de la MAC sticky)?</w:t>
+        <w:t xml:space="preserve">Prueba ping de PC1 → PC2 y de PC1 → PC3. ¿Cuál funciona? ¿Es un fallo el que no funcione? ¿Por qué?</w:t>
+      </w:r>
+    </w:p>
+    <w:p>
+      <w:pPr>
+        <w:pStyle w:val="Compact"/>
+        <w:numPr>
+          <w:ilvl w:val="0"/>
+          <w:numId w:val="1010"/>
+        </w:numPr>
+      </w:pPr>
+      <w:r>
+        <w:t xml:space="preserve">Sin tocar las IPs, mueve Fa0/9 a la VLAN 10 y repite el ping PC1 → PC3. ¿Ahora va? ¿Qué conclusión sacas sobre lo que hace una VLAN?</w:t>
+      </w:r>
+    </w:p>
+    <w:p>
+      <w:pPr>
+        <w:pStyle w:val="Compact"/>
+        <w:numPr>
+          <w:ilvl w:val="0"/>
+          <w:numId w:val="1010"/>
+        </w:numPr>
+      </w:pPr>
+      <w:r>
+        <w:t xml:space="preserve">Un compañero insiste:</w:t>
+      </w:r>
+      <w:r>
+        <w:t xml:space="preserve"> </w:t>
+      </w:r>
+      <w:r>
+        <w:t xml:space="preserve">“si están en la misma red IP, se verán aunque estén en VLANs distintas”</w:t>
+      </w:r>
+      <w:r>
+        <w:t xml:space="preserve">. ¿Le crees? ¿Qué le respondes?</w:t>
       </w:r>
     </w:p>
     <w:p>
@@ -1221,55 +1242,7 @@
         <w:t xml:space="preserve"> </w:t>
       </w:r>
       <w:r>
-        <w:t xml:space="preserve">la MAC sticky NO caduca aunque el PC se desenchufe; si cambias de equipo, hay dos MACs distintas</w:t>
-      </w:r>
-      <w:r>
-        <w:t xml:space="preserve"> </w:t>
-      </w:r>
-      <w:r>
-        <w:t xml:space="preserve">“conocidas”</w:t>
-      </w:r>
-      <w:r>
-        <w:t xml:space="preserve"> </w:t>
-      </w:r>
-      <w:r>
-        <w:t xml:space="preserve">en el puerto y se supera el máximo. Para recuperar errdisable:</w:t>
-      </w:r>
-      <w:r>
-        <w:t xml:space="preserve"> </w:t>
-      </w:r>
-      <w:r>
-        <w:rPr>
-          <w:rStyle w:val="VerbatimChar"/>
-        </w:rPr>
-        <w:t xml:space="preserve">shutdown</w:t>
-      </w:r>
-      <w:r>
-        <w:t xml:space="preserve"> </w:t>
-      </w:r>
-      <w:r>
-        <w:t xml:space="preserve">+</w:t>
-      </w:r>
-      <w:r>
-        <w:t xml:space="preserve"> </w:t>
-      </w:r>
-      <w:r>
-        <w:rPr>
-          <w:rStyle w:val="VerbatimChar"/>
-        </w:rPr>
-        <w:t xml:space="preserve">no shutdown</w:t>
-      </w:r>
-      <w:r>
-        <w:t xml:space="preserve">. Para expirar la sticky cuando el dispositivo se desenchufa, configura el envejecimiento de la port security (</w:t>
-      </w:r>
-      <w:r>
-        <w:rPr>
-          <w:rStyle w:val="VerbatimChar"/>
-        </w:rPr>
-        <w:t xml:space="preserve">switchport port-security aging</w:t>
-      </w:r>
-      <w:r>
-        <w:t xml:space="preserve">).</w:t>
+        <w:t xml:space="preserve">la VLAN manda antes que la IP: en capa 2 el switch decide qué puertos hablan entre sí.</w:t>
       </w:r>
     </w:p>
     <w:bookmarkEnd w:id="17"/>
@@ -1572,91 +1545,6 @@
       </w:rPr>
     </w:lvl>
   </w:abstractNum>
-  <w:abstractNum w:abstractNumId="99724">
-    <w:nsid w:val="00A99724"/>
-    <w:multiLevelType w:val="multilevel"/>
-    <w:lvl w:ilvl="0">
-      <w:start w:val="4"/>
-      <w:numFmt w:val="lowerLetter"/>
-      <w:lvlText w:val="%1)"/>
-      <w:lvlJc w:val="left"/>
-      <w:pPr>
-        <w:ind w:left="720" w:hanging="360"/>
-      </w:pPr>
-    </w:lvl>
-    <w:lvl w:ilvl="1">
-      <w:start w:val="4"/>
-      <w:numFmt w:val="lowerLetter"/>
-      <w:lvlText w:val="%2)"/>
-      <w:lvlJc w:val="left"/>
-      <w:pPr>
-        <w:ind w:left="1440" w:hanging="360"/>
-      </w:pPr>
-    </w:lvl>
-    <w:lvl w:ilvl="2">
-      <w:start w:val="4"/>
-      <w:numFmt w:val="lowerLetter"/>
-      <w:lvlText w:val="%3)"/>
-      <w:lvlJc w:val="left"/>
-      <w:pPr>
-        <w:ind w:left="2160" w:hanging="360"/>
-      </w:pPr>
-    </w:lvl>
-    <w:lvl w:ilvl="3">
-      <w:start w:val="4"/>
-      <w:numFmt w:val="lowerLetter"/>
-      <w:lvlText w:val="%4)"/>
-      <w:lvlJc w:val="left"/>
-      <w:pPr>
-        <w:ind w:left="2880" w:hanging="360"/>
-      </w:pPr>
-    </w:lvl>
-    <w:lvl w:ilvl="4">
-      <w:start w:val="4"/>
-      <w:numFmt w:val="lowerLetter"/>
-      <w:lvlText w:val="%5)"/>
-      <w:lvlJc w:val="left"/>
-      <w:pPr>
-        <w:ind w:left="3600" w:hanging="360"/>
-      </w:pPr>
-    </w:lvl>
-    <w:lvl w:ilvl="5">
-      <w:start w:val="4"/>
-      <w:numFmt w:val="lowerLetter"/>
-      <w:lvlText w:val="%6)"/>
-      <w:lvlJc w:val="left"/>
-      <w:pPr>
-        <w:ind w:left="4320" w:hanging="360"/>
-      </w:pPr>
-    </w:lvl>
-    <w:lvl w:ilvl="6">
-      <w:start w:val="4"/>
-      <w:numFmt w:val="lowerLetter"/>
-      <w:lvlText w:val="%7)"/>
-      <w:lvlJc w:val="left"/>
-      <w:pPr>
-        <w:ind w:left="5040" w:hanging="360"/>
-      </w:pPr>
-    </w:lvl>
-    <w:lvl w:ilvl="7">
-      <w:start w:val="4"/>
-      <w:numFmt w:val="lowerLetter"/>
-      <w:lvlText w:val="%8)"/>
-      <w:lvlJc w:val="left"/>
-      <w:pPr>
-        <w:ind w:left="5760" w:hanging="360"/>
-      </w:pPr>
-    </w:lvl>
-    <w:lvl w:ilvl="8">
-      <w:start w:val="4"/>
-      <w:numFmt w:val="lowerLetter"/>
-      <w:lvlText w:val="%9)"/>
-      <w:lvlJc w:val="left"/>
-      <w:pPr>
-        <w:ind w:left="6480" w:hanging="360"/>
-      </w:pPr>
-    </w:lvl>
-  </w:abstractNum>
   <w:num w:numId="1000">
     <w:abstractNumId w:val="990"/>
   </w:num>
@@ -1904,36 +1792,6 @@
     </w:lvlOverride>
     <w:lvlOverride w:ilvl="8">
       <w:startOverride w:val="1"/>
-    </w:lvlOverride>
-  </w:num>
-  <w:num w:numId="1011">
-    <w:abstractNumId w:val="99724"/>
-    <w:lvlOverride w:ilvl="0">
-      <w:startOverride w:val="4"/>
-    </w:lvlOverride>
-    <w:lvlOverride w:ilvl="1">
-      <w:startOverride w:val="4"/>
-    </w:lvlOverride>
-    <w:lvlOverride w:ilvl="2">
-      <w:startOverride w:val="4"/>
-    </w:lvlOverride>
-    <w:lvlOverride w:ilvl="3">
-      <w:startOverride w:val="4"/>
-    </w:lvlOverride>
-    <w:lvlOverride w:ilvl="4">
-      <w:startOverride w:val="4"/>
-    </w:lvlOverride>
-    <w:lvlOverride w:ilvl="5">
-      <w:startOverride w:val="4"/>
-    </w:lvlOverride>
-    <w:lvlOverride w:ilvl="6">
-      <w:startOverride w:val="4"/>
-    </w:lvlOverride>
-    <w:lvlOverride w:ilvl="7">
-      <w:startOverride w:val="4"/>
-    </w:lvlOverride>
-    <w:lvlOverride w:ilvl="8">
-      <w:startOverride w:val="4"/>
     </w:lvlOverride>
   </w:num>
 </w:numbering>
